--- a/Research Paper/BUS_BOOKING_UPDATED.docx
+++ b/Research Paper/BUS_BOOKING_UPDATED.docx
@@ -1730,6 +1730,28 @@
           <w:i w:val="0"/>
           <w:sz w:val="24"/>
         </w:rPr>
+      </w:r>
+    </w:p>
+    <w:p>
+      <w:pPr>
+        <w:spacing w:line="360" w:lineRule="auto"/>
+        <w:jc w:val="left"/>
+      </w:pPr>
+      <w:r>
+        <w:rPr>
+          <w:rFonts w:ascii="Times New Roman" w:hAnsi="Times New Roman"/>
+          <w:b w:val="0"/>
+          <w:sz w:val="24"/>
+        </w:rPr>
+        <w:t>3.6 Deployment and DevOps</w:t>
+      </w:r>
+      <w:r>
+        <w:rPr>
+          <w:rFonts w:ascii="Times New Roman" w:hAnsi="Times New Roman"/>
+          <w:b w:val="0"/>
+          <w:sz w:val="22"/>
+        </w:rPr>
+        <w:t xml:space="preserve">  ..........................................................  36</w:t>
       </w:r>
     </w:p>
     <w:p>
@@ -16569,6 +16591,432 @@
     <w:p>
       <w:r>
         <w:br w:type="page"/>
+      </w:r>
+    </w:p>
+    <w:p>
+      <w:pPr>
+        <w:spacing w:before="280" w:after="160" w:line="360" w:lineRule="auto"/>
+        <w:jc w:val="left"/>
+      </w:pPr>
+      <w:r>
+        <w:rPr>
+          <w:rFonts w:ascii="Times New Roman" w:hAnsi="Times New Roman"/>
+          <w:b/>
+          <w:sz w:val="28"/>
+        </w:rPr>
+        <w:t>3.6 Deployment and DevOps</w:t>
+      </w:r>
+    </w:p>
+    <w:p>
+      <w:pPr>
+        <w:spacing w:before="0" w:after="160" w:line="360" w:lineRule="auto"/>
+        <w:jc w:val="both"/>
+      </w:pPr>
+      <w:r>
+        <w:rPr>
+          <w:rFonts w:ascii="Times New Roman" w:hAnsi="Times New Roman"/>
+          <w:b w:val="0"/>
+          <w:sz w:val="24"/>
+        </w:rPr>
+        <w:t>To ensure a reproducible, portable, and low-maintenance production environment, the system was containerized with Docker and deployed to a self-managed Virtual Private Server (VPS) hosted by Contabo. This approach was selected over a managed Platform-as-a-Service offering to keep infrastructure costs predictable for a single-operator deployment while retaining full control over the runtime environment, background services, and file storage.</w:t>
+      </w:r>
+    </w:p>
+    <w:p>
+      <w:pPr>
+        <w:spacing w:before="280" w:after="160" w:line="360" w:lineRule="auto"/>
+        <w:jc w:val="left"/>
+      </w:pPr>
+      <w:r>
+        <w:rPr>
+          <w:rFonts w:ascii="Times New Roman" w:hAnsi="Times New Roman"/>
+          <w:b/>
+          <w:sz w:val="26"/>
+        </w:rPr>
+        <w:t>3.6.1 Containerization with Docker</w:t>
+      </w:r>
+    </w:p>
+    <w:p>
+      <w:pPr>
+        <w:spacing w:before="0" w:after="160" w:line="360" w:lineRule="auto"/>
+        <w:jc w:val="both"/>
+      </w:pPr>
+      <w:r>
+        <w:rPr>
+          <w:rFonts w:ascii="Times New Roman" w:hAnsi="Times New Roman"/>
+          <w:b w:val="0"/>
+          <w:sz w:val="24"/>
+        </w:rPr>
+        <w:t>The application is packaged using a multi-stage Dockerfile that separates dependency installation, compilation, and runtime into distinct build stages, minimizing the size and attack surface of the final image. The deps stage installs exact dependency versions with npm ci against the committed lockfile. The builder stage compiles the application with Next.js configured for standalone output (output: "standalone" in next.config.ts), which traces only the modules actually required at runtime into a self-contained server bundle rather than shipping the full node_modules tree. The final runner stage copies only this standalone bundle, the compiled static assets, and the public directory onto a minimal Node.js 20 Alpine base image, and runs the server as a dedicated non-root user (uid 1001) rather than root, following container security best practice. A HEALTHCHECK instruction periodically polls an internal /api/health endpoint so the container orchestrator can detect and restart an unhealthy instance automatically.</w:t>
+      </w:r>
+    </w:p>
+    <w:p>
+      <w:pPr>
+        <w:spacing w:before="0" w:after="160" w:line="360" w:lineRule="auto"/>
+        <w:jc w:val="both"/>
+      </w:pPr>
+      <w:r>
+        <w:rPr>
+          <w:rFonts w:ascii="Times New Roman" w:hAnsi="Times New Roman"/>
+          <w:b w:val="0"/>
+          <w:sz w:val="24"/>
+        </w:rPr>
+        <w:t>Runtime secrets such as the MongoDB Atlas connection string, the NextAuth signing secret, and third-party API keys for payment, email, and SMS providers are never embedded in the image. A .dockerignore file explicitly excludes all .env* files from the build context, and secrets are instead injected at container start time through an env_file directive in the Compose configuration. This separation allows the same built image to be promoted across environments (staging, production) purely by swapping the environment file, and ensures that a leaked or shared image layer cannot expose production credentials.</w:t>
+      </w:r>
+    </w:p>
+    <w:p>
+      <w:pPr>
+        <w:spacing w:before="280" w:after="160" w:line="360" w:lineRule="auto"/>
+        <w:jc w:val="left"/>
+      </w:pPr>
+      <w:r>
+        <w:rPr>
+          <w:rFonts w:ascii="Times New Roman" w:hAnsi="Times New Roman"/>
+          <w:b/>
+          <w:sz w:val="26"/>
+        </w:rPr>
+        <w:t>3.6.2 Container Orchestration with Docker Compose</w:t>
+      </w:r>
+    </w:p>
+    <w:p>
+      <w:pPr>
+        <w:spacing w:before="0" w:after="160" w:line="360" w:lineRule="auto"/>
+        <w:jc w:val="both"/>
+      </w:pPr>
+      <w:r>
+        <w:rPr>
+          <w:rFonts w:ascii="Times New Roman" w:hAnsi="Times New Roman"/>
+          <w:b w:val="0"/>
+          <w:sz w:val="24"/>
+        </w:rPr>
+        <w:t>Docker Compose coordinates three services in production: the Next.js application container (app), an Nginx reverse proxy (nginx) responsible for TLS termination and request forwarding, and a Certbot container (certbot) that automates Let's Encrypt certificate issuance and renewal. The application container is stateless with the exception of administrator-uploaded media (bus images, promotional banners), which is persisted through a named Docker volume mounted at /app/public/uploads so that uploaded files survive container restarts and image redeployments. The nginx service is configured through an environment-variable-driven template that terminates HTTPS on port 443, redirects plain HTTP traffic to HTTPS, and reverse-proxies all remaining requests to the application container over the internal Compose network, with response buffering disabled to preserve low-latency streaming behavior for server-rendered pages.</w:t>
+      </w:r>
+    </w:p>
+    <w:p>
+      <w:pPr>
+        <w:spacing w:before="280" w:after="160" w:line="360" w:lineRule="auto"/>
+        <w:jc w:val="left"/>
+      </w:pPr>
+      <w:r>
+        <w:rPr>
+          <w:rFonts w:ascii="Times New Roman" w:hAnsi="Times New Roman"/>
+          <w:b/>
+          <w:sz w:val="26"/>
+        </w:rPr>
+        <w:t>3.6.3 Deployment to a Contabo VPS</w:t>
+      </w:r>
+    </w:p>
+    <w:p>
+      <w:pPr>
+        <w:spacing w:before="0" w:after="160" w:line="360" w:lineRule="auto"/>
+        <w:jc w:val="both"/>
+      </w:pPr>
+      <w:r>
+        <w:rPr>
+          <w:rFonts w:ascii="Times New Roman" w:hAnsi="Times New Roman"/>
+          <w:b w:val="0"/>
+          <w:sz w:val="24"/>
+        </w:rPr>
+        <w:t>The production host is an Ubuntu-based Virtual Private Server provisioned through Contabo. Provisioning follows a repeatable procedure: Docker Engine and the Docker Compose plugin are installed using the official Docker convenience script; the host firewall (ufw) is restricted to permit only SSH, HTTP, and HTTPS traffic; the application repository is retrieved with git clone; and environment files are created directly on the server, since they are intentionally excluded from version control. The production image is then built with docker compose build and the stack is started in detached mode with docker compose up -d.</w:t>
+      </w:r>
+    </w:p>
+    <w:p>
+      <w:pPr>
+        <w:spacing w:before="0" w:after="160" w:line="360" w:lineRule="auto"/>
+        <w:jc w:val="both"/>
+      </w:pPr>
+      <w:r>
+        <w:rPr>
+          <w:rFonts w:ascii="Times New Roman" w:hAnsi="Times New Roman"/>
+          <w:b w:val="0"/>
+          <w:sz w:val="24"/>
+        </w:rPr>
+        <w:t>Certificate provisioning is automated through a bootstrap shell script (deploy/init-letsencrypt.sh) that requests a domain-validated certificate from Let's Encrypt using the ACME HTTP-01 challenge, served through a webroot shared with the Nginx container. Once issued, the accompanying Certbot service runs a lightweight renewal loop that checks for expiring certificates every twelve hours, eliminating manual certificate management for the lifetime of the deployment. Subsequent code changes are deployed with a minimal rolling procedure — git pull followed by docker compose build app and docker compose up -d app — which rebuilds and replaces only the application container without interrupting the reverse proxy or invalidating the existing TLS certificate.</w:t>
+      </w:r>
+    </w:p>
+    <w:p>
+      <w:pPr>
+        <w:spacing w:before="280" w:after="160" w:line="360" w:lineRule="auto"/>
+        <w:jc w:val="left"/>
+      </w:pPr>
+      <w:r>
+        <w:rPr>
+          <w:rFonts w:ascii="Times New Roman" w:hAnsi="Times New Roman"/>
+          <w:b/>
+          <w:i w:val="0"/>
+          <w:sz w:val="28"/>
+        </w:rPr>
+        <w:t>3.7 Cloud Architecture and Security</w:t>
+      </w:r>
+    </w:p>
+    <w:p>
+      <w:pPr>
+        <w:spacing w:before="0" w:after="160" w:line="360" w:lineRule="auto"/>
+        <w:jc w:val="both"/>
+      </w:pPr>
+      <w:r>
+        <w:rPr>
+          <w:rFonts w:ascii="Times New Roman" w:hAnsi="Times New Roman"/>
+          <w:b w:val="0"/>
+          <w:i w:val="0"/>
+          <w:sz w:val="24"/>
+        </w:rPr>
+        <w:t>Beyond the application-level implementation described in the preceding sections, the production deployment is organized as a layered cloud architecture in which each layer enforces an independent security boundary. Requests originate from client browsers, traverse Cloudflare's edge network for traffic filtering and acceleration, reach the Contabo origin server where Nginx and Docker isolate the application runtime, and finally interact with MongoDB Atlas and third-party APIs over authenticated, encrypted connections. This defense-in-depth arrangement ensures that no single layer is solely responsible for the system's security posture.</w:t>
+      </w:r>
+    </w:p>
+    <w:p>
+      <w:pPr>
+        <w:spacing w:before="280" w:after="160" w:line="360" w:lineRule="auto"/>
+        <w:jc w:val="left"/>
+      </w:pPr>
+      <w:r>
+        <w:rPr>
+          <w:rFonts w:ascii="Times New Roman" w:hAnsi="Times New Roman"/>
+          <w:b/>
+          <w:i w:val="0"/>
+          <w:sz w:val="26"/>
+        </w:rPr>
+        <w:t>3.7.1 Edge Security with Cloudflare</w:t>
+      </w:r>
+    </w:p>
+    <w:p>
+      <w:pPr>
+        <w:spacing w:before="0" w:after="160" w:line="360" w:lineRule="auto"/>
+        <w:jc w:val="both"/>
+      </w:pPr>
+      <w:r>
+        <w:rPr>
+          <w:rFonts w:ascii="Times New Roman" w:hAnsi="Times New Roman"/>
+          <w:b w:val="0"/>
+          <w:i w:val="0"/>
+          <w:sz w:val="24"/>
+        </w:rPr>
+        <w:t>Cloudflare is positioned in front of the origin server as the system's DNS provider and reverse proxy, meaning all public traffic for the domain resolves through Cloudflare's network before reaching the VPS. This edge layer provides several security and performance functions that would otherwise need to be implemented and maintained manually on the origin server:</w:t>
+      </w:r>
+    </w:p>
+    <w:p>
+      <w:pPr>
+        <w:spacing w:before="160" w:after="80" w:line="360" w:lineRule="auto"/>
+        <w:jc w:val="both"/>
+      </w:pPr>
+      <w:r>
+        <w:rPr>
+          <w:rFonts w:ascii="Times New Roman" w:hAnsi="Times New Roman"/>
+          <w:b/>
+          <w:i w:val="0"/>
+          <w:sz w:val="24"/>
+        </w:rPr>
+        <w:t xml:space="preserve">Web Application Firewall (WAF): </w:t>
+      </w:r>
+      <w:r>
+        <w:rPr>
+          <w:rFonts w:ascii="Times New Roman" w:hAnsi="Times New Roman"/>
+          <w:b w:val="0"/>
+          <w:i w:val="0"/>
+          <w:sz w:val="24"/>
+        </w:rPr>
+        <w:t>Inspects incoming HTTP requests against managed rule sets that block common attack patterns, including SQL injection payloads, cross-site scripting attempts, and known malicious request signatures, before they ever reach the Next.js application.</w:t>
+      </w:r>
+    </w:p>
+    <w:p>
+      <w:pPr>
+        <w:spacing w:before="160" w:after="80" w:line="360" w:lineRule="auto"/>
+        <w:jc w:val="both"/>
+      </w:pPr>
+      <w:r>
+        <w:rPr>
+          <w:rFonts w:ascii="Times New Roman" w:hAnsi="Times New Roman"/>
+          <w:b/>
+          <w:i w:val="0"/>
+          <w:sz w:val="24"/>
+        </w:rPr>
+        <w:t xml:space="preserve">DDoS mitigation: </w:t>
+      </w:r>
+      <w:r>
+        <w:rPr>
+          <w:rFonts w:ascii="Times New Roman" w:hAnsi="Times New Roman"/>
+          <w:b w:val="0"/>
+          <w:i w:val="0"/>
+          <w:sz w:val="24"/>
+        </w:rPr>
+        <w:t>Cloudflare's network absorbs and filters volumetric and protocol-level (Layer 3/4) as well as application-level (Layer 7) denial-of-service traffic, protecting the single-instance VPS origin from being overwhelmed.</w:t>
+      </w:r>
+    </w:p>
+    <w:p>
+      <w:pPr>
+        <w:spacing w:before="160" w:after="80" w:line="360" w:lineRule="auto"/>
+        <w:jc w:val="both"/>
+      </w:pPr>
+      <w:r>
+        <w:rPr>
+          <w:rFonts w:ascii="Times New Roman" w:hAnsi="Times New Roman"/>
+          <w:b/>
+          <w:i w:val="0"/>
+          <w:sz w:val="24"/>
+        </w:rPr>
+        <w:t xml:space="preserve">Bot Fight Mode and rate limiting: </w:t>
+      </w:r>
+      <w:r>
+        <w:rPr>
+          <w:rFonts w:ascii="Times New Roman" w:hAnsi="Times New Roman"/>
+          <w:b w:val="0"/>
+          <w:i w:val="0"/>
+          <w:sz w:val="24"/>
+        </w:rPr>
+        <w:t>Automated scripted traffic and credential-stuffing attempts against endpoints such as login and booking creation are challenged or throttled at the edge, reducing abusive load on the authentication and booking logic.</w:t>
+      </w:r>
+    </w:p>
+    <w:p>
+      <w:pPr>
+        <w:spacing w:before="160" w:after="80" w:line="360" w:lineRule="auto"/>
+        <w:jc w:val="both"/>
+      </w:pPr>
+      <w:r>
+        <w:rPr>
+          <w:rFonts w:ascii="Times New Roman" w:hAnsi="Times New Roman"/>
+          <w:b/>
+          <w:i w:val="0"/>
+          <w:sz w:val="24"/>
+        </w:rPr>
+        <w:t xml:space="preserve">Global CDN caching and TLS: </w:t>
+      </w:r>
+      <w:r>
+        <w:rPr>
+          <w:rFonts w:ascii="Times New Roman" w:hAnsi="Times New Roman"/>
+          <w:b w:val="0"/>
+          <w:i w:val="0"/>
+          <w:sz w:val="24"/>
+        </w:rPr>
+        <w:t>Static assets are cached at edge locations closest to the passenger, reducing latency, while Cloudflare enforces TLS 1.3 between the client and the edge. The connection between Cloudflare and the origin server is configured in Full (Strict) mode, meaning Cloudflare validates the origin's own Let's Encrypt certificate rather than trusting it unconditionally, so the encrypted tunnel is authenticated end-to-end rather than only on the client-facing leg.</w:t>
+      </w:r>
+    </w:p>
+    <w:p>
+      <w:pPr>
+        <w:spacing w:before="280" w:after="160" w:line="360" w:lineRule="auto"/>
+        <w:jc w:val="left"/>
+      </w:pPr>
+      <w:r>
+        <w:rPr>
+          <w:rFonts w:ascii="Times New Roman" w:hAnsi="Times New Roman"/>
+          <w:b/>
+          <w:i w:val="0"/>
+          <w:sz w:val="26"/>
+        </w:rPr>
+        <w:t>3.7.2 Origin Server and Network Security</w:t>
+      </w:r>
+    </w:p>
+    <w:p>
+      <w:pPr>
+        <w:spacing w:before="0" w:after="160" w:line="360" w:lineRule="auto"/>
+        <w:jc w:val="both"/>
+      </w:pPr>
+      <w:r>
+        <w:rPr>
+          <w:rFonts w:ascii="Times New Roman" w:hAnsi="Times New Roman"/>
+          <w:b w:val="0"/>
+          <w:i w:val="0"/>
+          <w:sz w:val="24"/>
+        </w:rPr>
+        <w:t>At the origin, the Contabo VPS is hardened independently of the edge layer so that a misconfiguration at Cloudflare does not by itself expose the server. The host firewall (ufw) denies all inbound traffic by default and explicitly allows only SSH (port 22) and the web ports (80 and 443), so no other service on the host is reachable from the public internet. Nginx terminates TLS using the certificate issued and automatically renewed by Certbot, redirects all plain HTTP traffic to HTTPS, and reverse-proxies requests to the application container over Docker's internal network rather than exposing the Next.js process directly. Within Docker, the application runs as a dedicated non-root user inside a minimal image built from Next.js's standalone output, limiting the impact of a container-level compromise. Runtime secrets — the MongoDB connection string, the NextAuth signing secret, and third-party API keys — are supplied to the container only at start time through an environment file that is explicitly excluded from both version control and the Docker build context, so they are never committed to the repository or embedded in a distributable image layer.</w:t>
+      </w:r>
+    </w:p>
+    <w:p>
+      <w:pPr>
+        <w:spacing w:before="280" w:after="160" w:line="360" w:lineRule="auto"/>
+        <w:jc w:val="left"/>
+      </w:pPr>
+      <w:r>
+        <w:rPr>
+          <w:rFonts w:ascii="Times New Roman" w:hAnsi="Times New Roman"/>
+          <w:b/>
+          <w:i w:val="0"/>
+          <w:sz w:val="26"/>
+        </w:rPr>
+        <w:t>3.7.3 Data Layer Security</w:t>
+      </w:r>
+    </w:p>
+    <w:p>
+      <w:pPr>
+        <w:spacing w:before="0" w:after="160" w:line="360" w:lineRule="auto"/>
+        <w:jc w:val="both"/>
+      </w:pPr>
+      <w:r>
+        <w:rPr>
+          <w:rFonts w:ascii="Times New Roman" w:hAnsi="Times New Roman"/>
+          <w:b w:val="0"/>
+          <w:i w:val="0"/>
+          <w:sz w:val="24"/>
+        </w:rPr>
+        <w:t>The database tier is delegated to MongoDB Atlas rather than a self-managed database server, shifting patching, physical security, and storage-level encryption to the managed provider. All client connections to Atlas are encrypted in transit by default, and data is encrypted at rest on the underlying storage volumes. Access is restricted through Atlas's network access list, which allow-lists only the IP address of the production VPS, and the application authenticates with a dedicated database user scoped to the application's own database rather than an administrative account, following the principle of least privilege. Together with the edge and origin controls described above, this ensures that a compromise at any single layer — edge, application, or network — does not automatically grant access to passenger and booking data.</w:t>
+      </w:r>
+    </w:p>
+    <w:p>
+      <w:pPr>
+        <w:spacing w:before="0" w:after="160" w:line="360" w:lineRule="auto"/>
+        <w:jc w:val="both"/>
+      </w:pPr>
+      <w:r>
+        <w:rPr>
+          <w:rFonts w:ascii="Times New Roman" w:hAnsi="Times New Roman"/>
+          <w:b w:val="0"/>
+          <w:i w:val="0"/>
+          <w:sz w:val="24"/>
+        </w:rPr>
+        <w:t>Figure 3.5 summarizes this layered topology, showing how a request flows from the client through Cloudflare's edge security controls, into the Contabo VPS's firewall, reverse proxy, and containerized application, and finally to MongoDB Atlas and the external payment, email, SMS, and OAuth providers the system depends on.</w:t>
+      </w:r>
+    </w:p>
+    <w:p>
+      <w:pPr>
+        <w:spacing w:before="200" w:after="80"/>
+        <w:jc w:val="center"/>
+      </w:pPr>
+      <w:r>
+        <w:drawing>
+          <wp:inline xmlns:a="http://schemas.openxmlformats.org/drawingml/2006/main" xmlns:pic="http://schemas.openxmlformats.org/drawingml/2006/picture">
+            <wp:extent cx="5394960" cy="4423867"/>
+            <wp:docPr id="18" name="Picture 18"/>
+            <wp:cNvGraphicFramePr>
+              <a:graphicFrameLocks noChangeAspect="1"/>
+            </wp:cNvGraphicFramePr>
+            <a:graphic>
+              <a:graphicData uri="http://schemas.openxmlformats.org/drawingml/2006/picture">
+                <pic:pic>
+                  <pic:nvPicPr>
+                    <pic:cNvPr id="0" name="cloud_architecture.png"/>
+                    <pic:cNvPicPr/>
+                  </pic:nvPicPr>
+                  <pic:blipFill>
+                    <a:blip r:embed="rId26"/>
+                    <a:stretch>
+                      <a:fillRect/>
+                    </a:stretch>
+                  </pic:blipFill>
+                  <pic:spPr>
+                    <a:xfrm>
+                      <a:off x="0" y="0"/>
+                      <a:ext cx="5394960" cy="4423867"/>
+                    </a:xfrm>
+                    <a:prstGeom prst="rect"/>
+                  </pic:spPr>
+                </pic:pic>
+              </a:graphicData>
+            </a:graphic>
+          </wp:inline>
+        </w:drawing>
+      </w:r>
+    </w:p>
+    <w:p>
+      <w:pPr>
+        <w:spacing w:before="0" w:after="200"/>
+        <w:jc w:val="center"/>
+      </w:pPr>
+      <w:r>
+        <w:rPr>
+          <w:rFonts w:ascii="Times New Roman" w:hAnsi="Times New Roman"/>
+          <w:b/>
+          <w:i/>
+          <w:sz w:val="21"/>
+        </w:rPr>
+        <w:t>Figure 3.5: Cloud Architecture and Security — Client → Cloudflare Edge (WAF/DDoS/CDN) → Contabo VPS (Firewall, Nginx, Docker) → MongoDB Atlas &amp; External Services</w:t>
       </w:r>
     </w:p>
     <w:p>

--- a/Research Paper/BUS_BOOKING_UPDATED.docx
+++ b/Research Paper/BUS_BOOKING_UPDATED.docx
@@ -972,8 +972,224 @@
     </w:p>
     <w:p>
       <w:pPr>
+        <w:tabs>
+          <w:tab w:pos="8640" w:val="right" w:leader="dot"/>
+        </w:tabs>
         <w:spacing w:before="20" w:after="60" w:lineRule="auto" w:line="360"/>
+        <w:ind w:left="0"/>
         <w:jc w:val="left"/>
+      </w:pPr>
+      <w:r>
+        <w:rPr>
+          <w:rFonts w:ascii="Times New Roman" w:hAnsi="Times New Roman"/>
+          <w:b w:val="0"/>
+          <w:sz w:val="24"/>
+        </w:rPr>
+        <w:t>Declaration</w:t>
+      </w:r>
+      <w:r>
+        <w:rPr>
+          <w:rFonts w:ascii="Times New Roman" w:hAnsi="Times New Roman"/>
+          <w:b w:val="0"/>
+          <w:sz w:val="24"/>
+        </w:rPr>
+        <w:tab/>
+        <w:t>ii</w:t>
+      </w:r>
+    </w:p>
+    <w:p>
+      <w:pPr>
+        <w:tabs>
+          <w:tab w:pos="8640" w:val="right" w:leader="dot"/>
+        </w:tabs>
+        <w:spacing w:before="20" w:after="60" w:lineRule="auto" w:line="360"/>
+        <w:ind w:left="0"/>
+        <w:jc w:val="left"/>
+      </w:pPr>
+      <w:r>
+        <w:rPr>
+          <w:rFonts w:ascii="Times New Roman" w:hAnsi="Times New Roman"/>
+          <w:b w:val="0"/>
+          <w:sz w:val="24"/>
+        </w:rPr>
+        <w:t>Certificate</w:t>
+      </w:r>
+      <w:r>
+        <w:rPr>
+          <w:rFonts w:ascii="Times New Roman" w:hAnsi="Times New Roman"/>
+          <w:b w:val="0"/>
+          <w:sz w:val="24"/>
+        </w:rPr>
+        <w:tab/>
+        <w:t>iii</w:t>
+      </w:r>
+    </w:p>
+    <w:p>
+      <w:pPr>
+        <w:tabs>
+          <w:tab w:pos="8640" w:val="right" w:leader="dot"/>
+        </w:tabs>
+        <w:spacing w:before="20" w:after="60" w:lineRule="auto" w:line="360"/>
+        <w:ind w:left="0"/>
+        <w:jc w:val="left"/>
+      </w:pPr>
+      <w:r>
+        <w:rPr>
+          <w:rFonts w:ascii="Times New Roman" w:hAnsi="Times New Roman"/>
+          <w:b w:val="0"/>
+          <w:sz w:val="24"/>
+        </w:rPr>
+        <w:t>Acknowledgements</w:t>
+      </w:r>
+      <w:r>
+        <w:rPr>
+          <w:rFonts w:ascii="Times New Roman" w:hAnsi="Times New Roman"/>
+          <w:b w:val="0"/>
+          <w:sz w:val="24"/>
+        </w:rPr>
+        <w:tab/>
+        <w:t>iv</w:t>
+      </w:r>
+    </w:p>
+    <w:p>
+      <w:pPr>
+        <w:tabs>
+          <w:tab w:pos="8640" w:val="right" w:leader="dot"/>
+        </w:tabs>
+        <w:spacing w:before="20" w:after="60" w:lineRule="auto" w:line="360"/>
+        <w:ind w:left="0"/>
+        <w:jc w:val="left"/>
+      </w:pPr>
+      <w:r>
+        <w:rPr>
+          <w:rFonts w:ascii="Times New Roman" w:hAnsi="Times New Roman"/>
+          <w:b w:val="0"/>
+          <w:sz w:val="24"/>
+        </w:rPr>
+        <w:t>Abstract</w:t>
+      </w:r>
+      <w:r>
+        <w:rPr>
+          <w:rFonts w:ascii="Times New Roman" w:hAnsi="Times New Roman"/>
+          <w:b w:val="0"/>
+          <w:sz w:val="24"/>
+        </w:rPr>
+        <w:tab/>
+        <w:t>v</w:t>
+      </w:r>
+    </w:p>
+    <w:p>
+      <w:pPr>
+        <w:tabs>
+          <w:tab w:pos="8640" w:val="right" w:leader="dot"/>
+        </w:tabs>
+        <w:spacing w:before="20" w:after="60" w:lineRule="auto" w:line="360"/>
+        <w:ind w:left="0"/>
+        <w:jc w:val="left"/>
+      </w:pPr>
+      <w:r>
+        <w:rPr>
+          <w:rFonts w:ascii="Times New Roman" w:hAnsi="Times New Roman"/>
+          <w:b w:val="0"/>
+          <w:sz w:val="24"/>
+        </w:rPr>
+        <w:t>Contents</w:t>
+      </w:r>
+      <w:r>
+        <w:rPr>
+          <w:rFonts w:ascii="Times New Roman" w:hAnsi="Times New Roman"/>
+          <w:b w:val="0"/>
+          <w:sz w:val="24"/>
+        </w:rPr>
+        <w:tab/>
+        <w:t>vi</w:t>
+      </w:r>
+    </w:p>
+    <w:p>
+      <w:pPr>
+        <w:tabs>
+          <w:tab w:pos="8640" w:val="right" w:leader="dot"/>
+        </w:tabs>
+        <w:spacing w:before="20" w:after="60" w:lineRule="auto" w:line="360"/>
+        <w:ind w:left="0"/>
+        <w:jc w:val="left"/>
+      </w:pPr>
+      <w:r>
+        <w:rPr>
+          <w:rFonts w:ascii="Times New Roman" w:hAnsi="Times New Roman"/>
+          <w:b w:val="0"/>
+          <w:sz w:val="24"/>
+        </w:rPr>
+        <w:t>List of Tables</w:t>
+      </w:r>
+      <w:r>
+        <w:rPr>
+          <w:rFonts w:ascii="Times New Roman" w:hAnsi="Times New Roman"/>
+          <w:b w:val="0"/>
+          <w:sz w:val="24"/>
+        </w:rPr>
+        <w:tab/>
+        <w:t>vii</w:t>
+      </w:r>
+    </w:p>
+    <w:p>
+      <w:pPr>
+        <w:tabs>
+          <w:tab w:pos="8640" w:val="right" w:leader="dot"/>
+        </w:tabs>
+        <w:spacing w:before="20" w:after="60" w:lineRule="auto" w:line="360"/>
+        <w:ind w:left="0"/>
+        <w:jc w:val="left"/>
+      </w:pPr>
+      <w:r>
+        <w:rPr>
+          <w:rFonts w:ascii="Times New Roman" w:hAnsi="Times New Roman"/>
+          <w:b w:val="0"/>
+          <w:sz w:val="24"/>
+        </w:rPr>
+        <w:t>List of Figures</w:t>
+      </w:r>
+      <w:r>
+        <w:rPr>
+          <w:rFonts w:ascii="Times New Roman" w:hAnsi="Times New Roman"/>
+          <w:b w:val="0"/>
+          <w:sz w:val="24"/>
+        </w:rPr>
+        <w:tab/>
+        <w:t>viii</w:t>
+      </w:r>
+    </w:p>
+    <w:p>
+      <w:pPr>
+        <w:tabs>
+          <w:tab w:pos="8640" w:val="right" w:leader="dot"/>
+        </w:tabs>
+        <w:spacing w:before="20" w:after="60" w:lineRule="auto" w:line="360"/>
+        <w:ind w:left="0"/>
+        <w:jc w:val="left"/>
+      </w:pPr>
+      <w:r>
+        <w:rPr>
+          <w:rFonts w:ascii="Times New Roman" w:hAnsi="Times New Roman"/>
+          <w:b w:val="0"/>
+          <w:sz w:val="24"/>
+        </w:rPr>
+        <w:t>List of Abbreviations</w:t>
+      </w:r>
+      <w:r>
+        <w:rPr>
+          <w:rFonts w:ascii="Times New Roman" w:hAnsi="Times New Roman"/>
+          <w:b w:val="0"/>
+          <w:sz w:val="24"/>
+        </w:rPr>
+        <w:tab/>
+        <w:t>ix</w:t>
+      </w:r>
+    </w:p>
+    <w:p>
+      <w:pPr>
+        <w:spacing w:before="0" w:after="0" w:lineRule="auto" w:line="360"/>
+        <w:jc w:val="both"/>
       </w:pPr>
       <w:r>
         <w:rPr>
@@ -983,23 +1199,147 @@
           <w:i w:val="0"/>
           <w:sz w:val="24"/>
         </w:rPr>
-        <w:t>Declaration</w:t>
-      </w:r>
-      <w:r>
-        <w:rPr>
-          <w:rFonts w:ascii="Times New Roman" w:hAnsi="Times New Roman" w:cs="Times New Roman"/>
-          <w:rFonts w:ascii="Times New Roman" w:hAnsi="Times New Roman"/>
-          <w:b w:val="0"/>
-          <w:i w:val="0"/>
-          <w:sz w:val="22"/>
-        </w:rPr>
-        <w:t xml:space="preserve">  ...................................................  ii</w:t>
       </w:r>
     </w:p>
     <w:p>
       <w:pPr>
+        <w:tabs>
+          <w:tab w:pos="8640" w:val="right" w:leader="dot"/>
+        </w:tabs>
         <w:spacing w:before="20" w:after="60" w:lineRule="auto" w:line="360"/>
+        <w:ind w:left="0"/>
         <w:jc w:val="left"/>
+      </w:pPr>
+      <w:r>
+        <w:rPr>
+          <w:rFonts w:ascii="Times New Roman" w:hAnsi="Times New Roman"/>
+          <w:b/>
+          <w:sz w:val="24"/>
+        </w:rPr>
+        <w:t>CHAPTER I: INTRODUCTION</w:t>
+      </w:r>
+      <w:r>
+        <w:rPr>
+          <w:rFonts w:ascii="Times New Roman" w:hAnsi="Times New Roman"/>
+          <w:b w:val="0"/>
+          <w:sz w:val="24"/>
+        </w:rPr>
+        <w:tab/>
+        <w:t>1</w:t>
+      </w:r>
+    </w:p>
+    <w:p>
+      <w:pPr>
+        <w:tabs>
+          <w:tab w:pos="8640" w:val="right" w:leader="dot"/>
+        </w:tabs>
+        <w:spacing w:before="20" w:after="60" w:lineRule="auto" w:line="360"/>
+        <w:ind w:left="432"/>
+        <w:jc w:val="left"/>
+      </w:pPr>
+      <w:r>
+        <w:rPr>
+          <w:rFonts w:ascii="Times New Roman" w:hAnsi="Times New Roman"/>
+          <w:b w:val="0"/>
+          <w:sz w:val="24"/>
+        </w:rPr>
+        <w:t>1.1 Statement of the Problem</w:t>
+      </w:r>
+      <w:r>
+        <w:rPr>
+          <w:rFonts w:ascii="Times New Roman" w:hAnsi="Times New Roman"/>
+          <w:b w:val="0"/>
+          <w:sz w:val="24"/>
+        </w:rPr>
+        <w:tab/>
+        <w:t>2</w:t>
+      </w:r>
+    </w:p>
+    <w:p>
+      <w:pPr>
+        <w:tabs>
+          <w:tab w:pos="8640" w:val="right" w:leader="dot"/>
+        </w:tabs>
+        <w:spacing w:before="20" w:after="60" w:lineRule="auto" w:line="360"/>
+        <w:ind w:left="432"/>
+        <w:jc w:val="left"/>
+      </w:pPr>
+      <w:r>
+        <w:rPr>
+          <w:rFonts w:ascii="Times New Roman" w:hAnsi="Times New Roman"/>
+          <w:b w:val="0"/>
+          <w:sz w:val="24"/>
+        </w:rPr>
+        <w:t>1.2 Objectives of the Study</w:t>
+      </w:r>
+      <w:r>
+        <w:rPr>
+          <w:rFonts w:ascii="Times New Roman" w:hAnsi="Times New Roman"/>
+          <w:b w:val="0"/>
+          <w:sz w:val="24"/>
+        </w:rPr>
+        <w:tab/>
+        <w:t>5</w:t>
+      </w:r>
+    </w:p>
+    <w:p>
+      <w:pPr>
+        <w:tabs>
+          <w:tab w:pos="8640" w:val="right" w:leader="dot"/>
+        </w:tabs>
+        <w:spacing w:before="20" w:after="60" w:lineRule="auto" w:line="360"/>
+        <w:ind w:left="432"/>
+        <w:jc w:val="left"/>
+      </w:pPr>
+      <w:r>
+        <w:rPr>
+          <w:rFonts w:ascii="Times New Roman" w:hAnsi="Times New Roman"/>
+          <w:b w:val="0"/>
+          <w:sz w:val="24"/>
+        </w:rPr>
+        <w:t>1.3 Significance of the Study</w:t>
+      </w:r>
+      <w:r>
+        <w:rPr>
+          <w:rFonts w:ascii="Times New Roman" w:hAnsi="Times New Roman"/>
+          <w:b w:val="0"/>
+          <w:sz w:val="24"/>
+        </w:rPr>
+        <w:tab/>
+        <w:t>6</w:t>
+      </w:r>
+    </w:p>
+    <w:p>
+      <w:pPr>
+        <w:tabs>
+          <w:tab w:pos="8640" w:val="right" w:leader="dot"/>
+        </w:tabs>
+        <w:spacing w:before="20" w:after="60" w:lineRule="auto" w:line="360"/>
+        <w:ind w:left="432"/>
+        <w:jc w:val="left"/>
+      </w:pPr>
+      <w:r>
+        <w:rPr>
+          <w:rFonts w:ascii="Times New Roman" w:hAnsi="Times New Roman"/>
+          <w:b w:val="0"/>
+          <w:sz w:val="24"/>
+        </w:rPr>
+        <w:t>1.4 Scope and Limitations of the Study</w:t>
+      </w:r>
+      <w:r>
+        <w:rPr>
+          <w:rFonts w:ascii="Times New Roman" w:hAnsi="Times New Roman"/>
+          <w:b w:val="0"/>
+          <w:sz w:val="24"/>
+        </w:rPr>
+        <w:tab/>
+        <w:t>7</w:t>
+      </w:r>
+    </w:p>
+    <w:p>
+      <w:pPr>
+        <w:spacing w:before="0" w:after="0" w:lineRule="auto" w:line="360"/>
+        <w:jc w:val="both"/>
       </w:pPr>
       <w:r>
         <w:rPr>
@@ -1009,23 +1349,228 @@
           <w:i w:val="0"/>
           <w:sz w:val="24"/>
         </w:rPr>
-        <w:t>Certificate</w:t>
-      </w:r>
-      <w:r>
-        <w:rPr>
-          <w:rFonts w:ascii="Times New Roman" w:hAnsi="Times New Roman" w:cs="Times New Roman"/>
-          <w:rFonts w:ascii="Times New Roman" w:hAnsi="Times New Roman"/>
-          <w:b w:val="0"/>
-          <w:i w:val="0"/>
-          <w:sz w:val="22"/>
-        </w:rPr>
-        <w:t xml:space="preserve">  ...................................................  iii</w:t>
       </w:r>
     </w:p>
     <w:p>
       <w:pPr>
+        <w:tabs>
+          <w:tab w:pos="8640" w:val="right" w:leader="dot"/>
+        </w:tabs>
         <w:spacing w:before="20" w:after="60" w:lineRule="auto" w:line="360"/>
+        <w:ind w:left="0"/>
         <w:jc w:val="left"/>
+      </w:pPr>
+      <w:r>
+        <w:rPr>
+          <w:rFonts w:ascii="Times New Roman" w:hAnsi="Times New Roman"/>
+          <w:b/>
+          <w:sz w:val="24"/>
+        </w:rPr>
+        <w:t>CHAPTER II: REQUIREMENT ANALYSIS</w:t>
+      </w:r>
+      <w:r>
+        <w:rPr>
+          <w:rFonts w:ascii="Times New Roman" w:hAnsi="Times New Roman"/>
+          <w:b w:val="0"/>
+          <w:sz w:val="24"/>
+        </w:rPr>
+        <w:tab/>
+        <w:t>9</w:t>
+      </w:r>
+    </w:p>
+    <w:p>
+      <w:pPr>
+        <w:tabs>
+          <w:tab w:pos="8640" w:val="right" w:leader="dot"/>
+        </w:tabs>
+        <w:spacing w:before="20" w:after="60" w:lineRule="auto" w:line="360"/>
+        <w:ind w:left="432"/>
+        <w:jc w:val="left"/>
+      </w:pPr>
+      <w:r>
+        <w:rPr>
+          <w:rFonts w:ascii="Times New Roman" w:hAnsi="Times New Roman"/>
+          <w:b w:val="0"/>
+          <w:sz w:val="24"/>
+        </w:rPr>
+        <w:t>2.1 System Overview</w:t>
+      </w:r>
+      <w:r>
+        <w:rPr>
+          <w:rFonts w:ascii="Times New Roman" w:hAnsi="Times New Roman"/>
+          <w:b w:val="0"/>
+          <w:sz w:val="24"/>
+        </w:rPr>
+        <w:tab/>
+        <w:t>9</w:t>
+      </w:r>
+    </w:p>
+    <w:p>
+      <w:pPr>
+        <w:tabs>
+          <w:tab w:pos="8640" w:val="right" w:leader="dot"/>
+        </w:tabs>
+        <w:spacing w:before="20" w:after="60" w:lineRule="auto" w:line="360"/>
+        <w:ind w:left="432"/>
+        <w:jc w:val="left"/>
+      </w:pPr>
+      <w:r>
+        <w:rPr>
+          <w:rFonts w:ascii="Times New Roman" w:hAnsi="Times New Roman"/>
+          <w:b w:val="0"/>
+          <w:sz w:val="24"/>
+        </w:rPr>
+        <w:t>2.2 Functional Requirements</w:t>
+      </w:r>
+      <w:r>
+        <w:rPr>
+          <w:rFonts w:ascii="Times New Roman" w:hAnsi="Times New Roman"/>
+          <w:b w:val="0"/>
+          <w:sz w:val="24"/>
+        </w:rPr>
+        <w:tab/>
+        <w:t>10</w:t>
+      </w:r>
+    </w:p>
+    <w:p>
+      <w:pPr>
+        <w:tabs>
+          <w:tab w:pos="8640" w:val="right" w:leader="dot"/>
+        </w:tabs>
+        <w:spacing w:before="20" w:after="60" w:lineRule="auto" w:line="360"/>
+        <w:ind w:left="432"/>
+        <w:jc w:val="left"/>
+      </w:pPr>
+      <w:r>
+        <w:rPr>
+          <w:rFonts w:ascii="Times New Roman" w:hAnsi="Times New Roman"/>
+          <w:b w:val="0"/>
+          <w:sz w:val="24"/>
+        </w:rPr>
+        <w:t>2.3 Non-Functional Requirements</w:t>
+      </w:r>
+      <w:r>
+        <w:rPr>
+          <w:rFonts w:ascii="Times New Roman" w:hAnsi="Times New Roman"/>
+          <w:b w:val="0"/>
+          <w:sz w:val="24"/>
+        </w:rPr>
+        <w:tab/>
+        <w:t>12</w:t>
+      </w:r>
+    </w:p>
+    <w:p>
+      <w:pPr>
+        <w:tabs>
+          <w:tab w:pos="8640" w:val="right" w:leader="dot"/>
+        </w:tabs>
+        <w:spacing w:before="20" w:after="60" w:lineRule="auto" w:line="360"/>
+        <w:ind w:left="432"/>
+        <w:jc w:val="left"/>
+      </w:pPr>
+      <w:r>
+        <w:rPr>
+          <w:rFonts w:ascii="Times New Roman" w:hAnsi="Times New Roman"/>
+          <w:b w:val="0"/>
+          <w:sz w:val="24"/>
+        </w:rPr>
+        <w:t>2.4 Data Flow Diagrams</w:t>
+      </w:r>
+      <w:r>
+        <w:rPr>
+          <w:rFonts w:ascii="Times New Roman" w:hAnsi="Times New Roman"/>
+          <w:b w:val="0"/>
+          <w:sz w:val="24"/>
+        </w:rPr>
+        <w:tab/>
+        <w:t>13</w:t>
+      </w:r>
+    </w:p>
+    <w:p>
+      <w:pPr>
+        <w:tabs>
+          <w:tab w:pos="8640" w:val="right" w:leader="dot"/>
+        </w:tabs>
+        <w:spacing w:before="20" w:after="60" w:lineRule="auto" w:line="360"/>
+        <w:ind w:left="432"/>
+        <w:jc w:val="left"/>
+      </w:pPr>
+      <w:r>
+        <w:rPr>
+          <w:rFonts w:ascii="Times New Roman" w:hAnsi="Times New Roman"/>
+          <w:b w:val="0"/>
+          <w:sz w:val="24"/>
+        </w:rPr>
+        <w:t>2.5 Data Dictionary</w:t>
+      </w:r>
+      <w:r>
+        <w:rPr>
+          <w:rFonts w:ascii="Times New Roman" w:hAnsi="Times New Roman"/>
+          <w:b w:val="0"/>
+          <w:sz w:val="24"/>
+        </w:rPr>
+        <w:tab/>
+        <w:t>19</w:t>
+      </w:r>
+    </w:p>
+    <w:p>
+      <w:pPr>
+        <w:tabs>
+          <w:tab w:pos="8640" w:val="right" w:leader="dot"/>
+        </w:tabs>
+        <w:spacing w:before="20" w:after="60" w:lineRule="auto" w:line="360"/>
+        <w:ind w:left="432"/>
+        <w:jc w:val="left"/>
+      </w:pPr>
+      <w:r>
+        <w:rPr>
+          <w:rFonts w:ascii="Times New Roman" w:hAnsi="Times New Roman"/>
+          <w:b w:val="0"/>
+          <w:sz w:val="24"/>
+        </w:rPr>
+        <w:t>2.6 Software Requirement Specification</w:t>
+      </w:r>
+      <w:r>
+        <w:rPr>
+          <w:rFonts w:ascii="Times New Roman" w:hAnsi="Times New Roman"/>
+          <w:b w:val="0"/>
+          <w:sz w:val="24"/>
+        </w:rPr>
+        <w:tab/>
+        <w:t>23</w:t>
+      </w:r>
+    </w:p>
+    <w:p>
+      <w:pPr>
+        <w:tabs>
+          <w:tab w:pos="8640" w:val="right" w:leader="dot"/>
+        </w:tabs>
+        <w:spacing w:before="20" w:after="60" w:lineRule="auto" w:line="360"/>
+        <w:ind w:left="432"/>
+        <w:jc w:val="left"/>
+      </w:pPr>
+      <w:r>
+        <w:rPr>
+          <w:rFonts w:ascii="Times New Roman" w:hAnsi="Times New Roman"/>
+          <w:b w:val="0"/>
+          <w:sz w:val="24"/>
+        </w:rPr>
+        <w:t>2.7 Database Schema Design</w:t>
+      </w:r>
+      <w:r>
+        <w:rPr>
+          <w:rFonts w:ascii="Times New Roman" w:hAnsi="Times New Roman"/>
+          <w:b w:val="0"/>
+          <w:sz w:val="24"/>
+        </w:rPr>
+        <w:tab/>
+        <w:t>25</w:t>
+      </w:r>
+    </w:p>
+    <w:p>
+      <w:pPr>
+        <w:spacing w:before="0" w:after="0" w:lineRule="auto" w:line="360"/>
+        <w:jc w:val="both"/>
       </w:pPr>
       <w:r>
         <w:rPr>
@@ -1035,23 +1580,174 @@
           <w:i w:val="0"/>
           <w:sz w:val="24"/>
         </w:rPr>
-        <w:t>Acknowledgements</w:t>
-      </w:r>
-      <w:r>
-        <w:rPr>
-          <w:rFonts w:ascii="Times New Roman" w:hAnsi="Times New Roman" w:cs="Times New Roman"/>
-          <w:rFonts w:ascii="Times New Roman" w:hAnsi="Times New Roman"/>
-          <w:b w:val="0"/>
-          <w:i w:val="0"/>
-          <w:sz w:val="22"/>
-        </w:rPr>
-        <w:t xml:space="preserve">  ..............................................  iv</w:t>
       </w:r>
     </w:p>
     <w:p>
       <w:pPr>
+        <w:tabs>
+          <w:tab w:pos="8640" w:val="right" w:leader="dot"/>
+        </w:tabs>
         <w:spacing w:before="20" w:after="60" w:lineRule="auto" w:line="360"/>
+        <w:ind w:left="0"/>
         <w:jc w:val="left"/>
+      </w:pPr>
+      <w:r>
+        <w:rPr>
+          <w:rFonts w:ascii="Times New Roman" w:hAnsi="Times New Roman"/>
+          <w:b/>
+          <w:sz w:val="24"/>
+        </w:rPr>
+        <w:t>CHAPTER III: IMPLEMENTATION</w:t>
+      </w:r>
+      <w:r>
+        <w:rPr>
+          <w:rFonts w:ascii="Times New Roman" w:hAnsi="Times New Roman"/>
+          <w:b w:val="0"/>
+          <w:sz w:val="24"/>
+        </w:rPr>
+        <w:tab/>
+        <w:t>27</w:t>
+      </w:r>
+    </w:p>
+    <w:p>
+      <w:pPr>
+        <w:tabs>
+          <w:tab w:pos="8640" w:val="right" w:leader="dot"/>
+        </w:tabs>
+        <w:spacing w:before="20" w:after="60" w:lineRule="auto" w:line="360"/>
+        <w:ind w:left="432"/>
+        <w:jc w:val="left"/>
+      </w:pPr>
+      <w:r>
+        <w:rPr>
+          <w:rFonts w:ascii="Times New Roman" w:hAnsi="Times New Roman"/>
+          <w:b w:val="0"/>
+          <w:sz w:val="24"/>
+        </w:rPr>
+        <w:t>3.1 Technology Stack</w:t>
+      </w:r>
+      <w:r>
+        <w:rPr>
+          <w:rFonts w:ascii="Times New Roman" w:hAnsi="Times New Roman"/>
+          <w:b w:val="0"/>
+          <w:sz w:val="24"/>
+        </w:rPr>
+        <w:tab/>
+        <w:t>27</w:t>
+      </w:r>
+    </w:p>
+    <w:p>
+      <w:pPr>
+        <w:tabs>
+          <w:tab w:pos="8640" w:val="right" w:leader="dot"/>
+        </w:tabs>
+        <w:spacing w:before="20" w:after="60" w:lineRule="auto" w:line="360"/>
+        <w:ind w:left="432"/>
+        <w:jc w:val="left"/>
+      </w:pPr>
+      <w:r>
+        <w:rPr>
+          <w:rFonts w:ascii="Times New Roman" w:hAnsi="Times New Roman"/>
+          <w:b w:val="0"/>
+          <w:sz w:val="24"/>
+        </w:rPr>
+        <w:t>3.2 System Architecture</w:t>
+      </w:r>
+      <w:r>
+        <w:rPr>
+          <w:rFonts w:ascii="Times New Roman" w:hAnsi="Times New Roman"/>
+          <w:b w:val="0"/>
+          <w:sz w:val="24"/>
+        </w:rPr>
+        <w:tab/>
+        <w:t>29</w:t>
+      </w:r>
+    </w:p>
+    <w:p>
+      <w:pPr>
+        <w:tabs>
+          <w:tab w:pos="8640" w:val="right" w:leader="dot"/>
+        </w:tabs>
+        <w:spacing w:before="20" w:after="60" w:lineRule="auto" w:line="360"/>
+        <w:ind w:left="432"/>
+        <w:jc w:val="left"/>
+      </w:pPr>
+      <w:r>
+        <w:rPr>
+          <w:rFonts w:ascii="Times New Roman" w:hAnsi="Times New Roman"/>
+          <w:b w:val="0"/>
+          <w:sz w:val="24"/>
+        </w:rPr>
+        <w:t>3.3 User Interface Implementation</w:t>
+      </w:r>
+      <w:r>
+        <w:rPr>
+          <w:rFonts w:ascii="Times New Roman" w:hAnsi="Times New Roman"/>
+          <w:b w:val="0"/>
+          <w:sz w:val="24"/>
+        </w:rPr>
+        <w:tab/>
+        <w:t>30</w:t>
+      </w:r>
+    </w:p>
+    <w:p>
+      <w:pPr>
+        <w:tabs>
+          <w:tab w:pos="8640" w:val="right" w:leader="dot"/>
+        </w:tabs>
+        <w:spacing w:before="20" w:after="60" w:lineRule="auto" w:line="360"/>
+        <w:ind w:left="432"/>
+        <w:jc w:val="left"/>
+      </w:pPr>
+      <w:r>
+        <w:rPr>
+          <w:rFonts w:ascii="Times New Roman" w:hAnsi="Times New Roman"/>
+          <w:b w:val="0"/>
+          <w:sz w:val="24"/>
+        </w:rPr>
+        <w:t>3.4 Backend and API Implementation</w:t>
+      </w:r>
+      <w:r>
+        <w:rPr>
+          <w:rFonts w:ascii="Times New Roman" w:hAnsi="Times New Roman"/>
+          <w:b w:val="0"/>
+          <w:sz w:val="24"/>
+        </w:rPr>
+        <w:tab/>
+        <w:t>33</w:t>
+      </w:r>
+    </w:p>
+    <w:p>
+      <w:pPr>
+        <w:tabs>
+          <w:tab w:pos="8640" w:val="right" w:leader="dot"/>
+        </w:tabs>
+        <w:spacing w:before="20" w:after="60" w:lineRule="auto" w:line="360"/>
+        <w:ind w:left="432"/>
+        <w:jc w:val="left"/>
+      </w:pPr>
+      <w:r>
+        <w:rPr>
+          <w:rFonts w:ascii="Times New Roman" w:hAnsi="Times New Roman"/>
+          <w:b w:val="0"/>
+          <w:sz w:val="24"/>
+        </w:rPr>
+        <w:t>3.5 Admin Panel Implementation</w:t>
+      </w:r>
+      <w:r>
+        <w:rPr>
+          <w:rFonts w:ascii="Times New Roman" w:hAnsi="Times New Roman"/>
+          <w:b w:val="0"/>
+          <w:sz w:val="24"/>
+        </w:rPr>
+        <w:tab/>
+        <w:t>35</w:t>
+      </w:r>
+    </w:p>
+    <w:p>
+      <w:pPr>
+        <w:spacing w:before="0" w:after="0" w:lineRule="auto" w:line="360"/>
+        <w:jc w:val="both"/>
       </w:pPr>
       <w:r>
         <w:rPr>
@@ -1061,23 +1757,146 @@
           <w:i w:val="0"/>
           <w:sz w:val="24"/>
         </w:rPr>
-        <w:t>Abstract</w:t>
-      </w:r>
-      <w:r>
-        <w:rPr>
-          <w:rFonts w:ascii="Times New Roman" w:hAnsi="Times New Roman" w:cs="Times New Roman"/>
-          <w:rFonts w:ascii="Times New Roman" w:hAnsi="Times New Roman"/>
-          <w:b w:val="0"/>
-          <w:i w:val="0"/>
-          <w:sz w:val="22"/>
-        </w:rPr>
-        <w:t xml:space="preserve">  ......................................................  v</w:t>
       </w:r>
     </w:p>
     <w:p>
       <w:pPr>
+        <w:tabs>
+          <w:tab w:pos="8640" w:val="right" w:leader="dot"/>
+        </w:tabs>
+        <w:spacing w:line="360" w:lineRule="auto"/>
+        <w:ind w:left="432"/>
+        <w:jc w:val="left"/>
+      </w:pPr>
+      <w:r>
+        <w:rPr>
+          <w:rFonts w:ascii="Times New Roman" w:hAnsi="Times New Roman"/>
+          <w:b w:val="0"/>
+          <w:sz w:val="24"/>
+        </w:rPr>
+        <w:t>3.6 Deployment and DevOps</w:t>
+      </w:r>
+      <w:r>
+        <w:rPr>
+          <w:rFonts w:ascii="Times New Roman" w:hAnsi="Times New Roman"/>
+          <w:b w:val="0"/>
+          <w:sz w:val="24"/>
+        </w:rPr>
+        <w:tab/>
+        <w:t>36</w:t>
+      </w:r>
+    </w:p>
+    <w:p>
+      <w:pPr>
+        <w:tabs>
+          <w:tab w:pos="8640" w:val="right" w:leader="dot"/>
+        </w:tabs>
+        <w:spacing w:line="360" w:lineRule="auto"/>
+        <w:ind w:left="432"/>
+      </w:pPr>
+      <w:r>
+        <w:rPr>
+          <w:rFonts w:ascii="Times New Roman" w:hAnsi="Times New Roman"/>
+          <w:b w:val="0"/>
+          <w:sz w:val="24"/>
+        </w:rPr>
+        <w:t>3.7 Cloud Architecture and Security</w:t>
+      </w:r>
+      <w:r>
+        <w:rPr>
+          <w:rFonts w:ascii="Times New Roman" w:hAnsi="Times New Roman"/>
+          <w:b w:val="0"/>
+          <w:sz w:val="24"/>
+        </w:rPr>
+        <w:tab/>
+        <w:t>38</w:t>
+      </w:r>
+    </w:p>
+    <w:p>
+      <w:pPr>
+        <w:tabs>
+          <w:tab w:pos="8640" w:val="right" w:leader="dot"/>
+        </w:tabs>
         <w:spacing w:before="20" w:after="60" w:lineRule="auto" w:line="360"/>
+        <w:ind w:left="0"/>
         <w:jc w:val="left"/>
+      </w:pPr>
+      <w:r>
+        <w:rPr>
+          <w:rFonts w:ascii="Times New Roman" w:hAnsi="Times New Roman"/>
+          <w:b/>
+          <w:sz w:val="24"/>
+        </w:rPr>
+        <w:t>CHAPTER IV: TESTING</w:t>
+      </w:r>
+      <w:r>
+        <w:rPr>
+          <w:rFonts w:ascii="Times New Roman" w:hAnsi="Times New Roman"/>
+          <w:b w:val="0"/>
+          <w:sz w:val="24"/>
+        </w:rPr>
+        <w:tab/>
+        <w:t>41</w:t>
+      </w:r>
+    </w:p>
+    <w:p>
+      <w:pPr>
+        <w:tabs>
+          <w:tab w:pos="8640" w:val="right" w:leader="dot"/>
+        </w:tabs>
+        <w:spacing w:before="20" w:after="60" w:lineRule="auto" w:line="360"/>
+        <w:ind w:left="432"/>
+        <w:jc w:val="left"/>
+      </w:pPr>
+      <w:r>
+        <w:rPr>
+          <w:rFonts w:ascii="Times New Roman" w:hAnsi="Times New Roman"/>
+          <w:b w:val="0"/>
+          <w:sz w:val="24"/>
+        </w:rPr>
+        <w:t>4.1 Testing Procedure</w:t>
+      </w:r>
+      <w:r>
+        <w:rPr>
+          <w:rFonts w:ascii="Times New Roman" w:hAnsi="Times New Roman"/>
+          <w:b w:val="0"/>
+          <w:sz w:val="24"/>
+        </w:rPr>
+        <w:tab/>
+        <w:t>41</w:t>
+      </w:r>
+    </w:p>
+    <w:p>
+      <w:pPr>
+        <w:tabs>
+          <w:tab w:pos="8640" w:val="right" w:leader="dot"/>
+        </w:tabs>
+        <w:spacing w:before="20" w:after="60" w:lineRule="auto" w:line="360"/>
+        <w:ind w:left="432"/>
+        <w:jc w:val="left"/>
+      </w:pPr>
+      <w:r>
+        <w:rPr>
+          <w:rFonts w:ascii="Times New Roman" w:hAnsi="Times New Roman"/>
+          <w:b w:val="0"/>
+          <w:sz w:val="24"/>
+        </w:rPr>
+        <w:t>4.2 Testing Report</w:t>
+      </w:r>
+      <w:r>
+        <w:rPr>
+          <w:rFonts w:ascii="Times New Roman" w:hAnsi="Times New Roman"/>
+          <w:b w:val="0"/>
+          <w:sz w:val="24"/>
+        </w:rPr>
+        <w:tab/>
+        <w:t>43</w:t>
+      </w:r>
+    </w:p>
+    <w:p>
+      <w:pPr>
+        <w:spacing w:before="0" w:after="0" w:lineRule="auto" w:line="360"/>
+        <w:jc w:val="both"/>
       </w:pPr>
       <w:r>
         <w:rPr>
@@ -1087,654 +1906,96 @@
           <w:i w:val="0"/>
           <w:sz w:val="24"/>
         </w:rPr>
-        <w:t>Contents</w:t>
-      </w:r>
-      <w:r>
-        <w:rPr>
-          <w:rFonts w:ascii="Times New Roman" w:hAnsi="Times New Roman" w:cs="Times New Roman"/>
-          <w:rFonts w:ascii="Times New Roman" w:hAnsi="Times New Roman"/>
-          <w:b w:val="0"/>
-          <w:i w:val="0"/>
-          <w:sz w:val="22"/>
-        </w:rPr>
-        <w:t xml:space="preserve">  ......................................................  vi</w:t>
       </w:r>
     </w:p>
     <w:p>
       <w:pPr>
+        <w:tabs>
+          <w:tab w:pos="8640" w:val="right" w:leader="dot"/>
+        </w:tabs>
         <w:spacing w:before="20" w:after="60" w:lineRule="auto" w:line="360"/>
+        <w:ind w:left="0"/>
         <w:jc w:val="left"/>
       </w:pPr>
       <w:r>
         <w:rPr>
-          <w:rFonts w:ascii="Times New Roman" w:hAnsi="Times New Roman" w:cs="Times New Roman"/>
+          <w:rFonts w:ascii="Times New Roman" w:hAnsi="Times New Roman"/>
+          <w:b/>
+          <w:sz w:val="24"/>
+        </w:rPr>
+        <w:t>CHAPTER V: DOCUMENTATION</w:t>
+      </w:r>
+      <w:r>
+        <w:rPr>
           <w:rFonts w:ascii="Times New Roman" w:hAnsi="Times New Roman"/>
           <w:b w:val="0"/>
-          <w:i w:val="0"/>
           <w:sz w:val="24"/>
         </w:rPr>
-        <w:t>List of Tables</w:t>
-      </w:r>
-      <w:r>
-        <w:rPr>
-          <w:rFonts w:ascii="Times New Roman" w:hAnsi="Times New Roman" w:cs="Times New Roman"/>
-          <w:rFonts w:ascii="Times New Roman" w:hAnsi="Times New Roman"/>
-          <w:b w:val="0"/>
-          <w:i w:val="0"/>
-          <w:sz w:val="22"/>
-        </w:rPr>
-        <w:t xml:space="preserve">  ................................................  vii</w:t>
+        <w:tab/>
+        <w:t>47</w:t>
       </w:r>
     </w:p>
     <w:p>
       <w:pPr>
+        <w:tabs>
+          <w:tab w:pos="8640" w:val="right" w:leader="dot"/>
+        </w:tabs>
         <w:spacing w:before="20" w:after="60" w:lineRule="auto" w:line="360"/>
+        <w:ind w:left="432"/>
         <w:jc w:val="left"/>
       </w:pPr>
       <w:r>
         <w:rPr>
-          <w:rFonts w:ascii="Times New Roman" w:hAnsi="Times New Roman" w:cs="Times New Roman"/>
           <w:rFonts w:ascii="Times New Roman" w:hAnsi="Times New Roman"/>
           <w:b w:val="0"/>
-          <w:i w:val="0"/>
           <w:sz w:val="24"/>
         </w:rPr>
-        <w:t>List of Figures</w:t>
-      </w:r>
-      <w:r>
-        <w:rPr>
-          <w:rFonts w:ascii="Times New Roman" w:hAnsi="Times New Roman" w:cs="Times New Roman"/>
+        <w:t>5.1 Future Application</w:t>
+      </w:r>
+      <w:r>
+        <w:rPr>
           <w:rFonts w:ascii="Times New Roman" w:hAnsi="Times New Roman"/>
           <w:b w:val="0"/>
-          <w:i w:val="0"/>
-          <w:sz w:val="22"/>
-        </w:rPr>
-        <w:t xml:space="preserve">  ...............................................  viii</w:t>
+          <w:sz w:val="24"/>
+        </w:rPr>
+        <w:tab/>
+        <w:t>47</w:t>
       </w:r>
     </w:p>
     <w:p>
       <w:pPr>
+        <w:tabs>
+          <w:tab w:pos="8640" w:val="right" w:leader="dot"/>
+        </w:tabs>
         <w:spacing w:before="20" w:after="60" w:lineRule="auto" w:line="360"/>
+        <w:ind w:left="432"/>
         <w:jc w:val="left"/>
       </w:pPr>
       <w:r>
         <w:rPr>
-          <w:rFonts w:ascii="Times New Roman" w:hAnsi="Times New Roman" w:cs="Times New Roman"/>
           <w:rFonts w:ascii="Times New Roman" w:hAnsi="Times New Roman"/>
           <w:b w:val="0"/>
-          <w:i w:val="0"/>
           <w:sz w:val="24"/>
         </w:rPr>
-        <w:t>List of Abbreviations</w:t>
-      </w:r>
-      <w:r>
-        <w:rPr>
-          <w:rFonts w:ascii="Times New Roman" w:hAnsi="Times New Roman" w:cs="Times New Roman"/>
+        <w:t>5.2 Conclusion</w:t>
+      </w:r>
+      <w:r>
+        <w:rPr>
           <w:rFonts w:ascii="Times New Roman" w:hAnsi="Times New Roman"/>
           <w:b w:val="0"/>
-          <w:i w:val="0"/>
-          <w:sz w:val="22"/>
-        </w:rPr>
-        <w:t xml:space="preserve">  .........................................  ix</w:t>
+          <w:sz w:val="24"/>
+        </w:rPr>
+        <w:tab/>
+        <w:t>48</w:t>
       </w:r>
     </w:p>
     <w:p>
       <w:pPr>
-        <w:spacing w:before="0" w:after="0" w:lineRule="auto" w:line="360"/>
-        <w:jc w:val="both"/>
-      </w:pPr>
-      <w:r>
-        <w:rPr>
-          <w:rFonts w:ascii="Times New Roman" w:hAnsi="Times New Roman" w:cs="Times New Roman"/>
-          <w:rFonts w:ascii="Times New Roman" w:hAnsi="Times New Roman"/>
-          <w:b w:val="0"/>
-          <w:i w:val="0"/>
-          <w:sz w:val="24"/>
-        </w:rPr>
-      </w:r>
-    </w:p>
-    <w:p>
-      <w:pPr>
+        <w:tabs>
+          <w:tab w:pos="8640" w:val="right" w:leader="dot"/>
+        </w:tabs>
         <w:spacing w:before="20" w:after="60" w:lineRule="auto" w:line="360"/>
-        <w:jc w:val="left"/>
-      </w:pPr>
-      <w:r>
-        <w:rPr>
-          <w:rFonts w:ascii="Times New Roman" w:hAnsi="Times New Roman" w:cs="Times New Roman"/>
-          <w:rFonts w:ascii="Times New Roman" w:hAnsi="Times New Roman"/>
-          <w:b/>
-          <w:i w:val="0"/>
-          <w:sz w:val="24"/>
-        </w:rPr>
-        <w:t>CHAPTER I: INTRODUCTION</w:t>
-      </w:r>
-      <w:r>
-        <w:rPr>
-          <w:rFonts w:ascii="Times New Roman" w:hAnsi="Times New Roman" w:cs="Times New Roman"/>
-          <w:rFonts w:ascii="Times New Roman" w:hAnsi="Times New Roman"/>
-          <w:b w:val="0"/>
-          <w:i w:val="0"/>
-          <w:sz w:val="22"/>
-        </w:rPr>
-        <w:t xml:space="preserve">  .......................................  1</w:t>
-      </w:r>
-    </w:p>
-    <w:p>
-      <w:pPr>
-        <w:spacing w:before="20" w:after="60" w:lineRule="auto" w:line="360"/>
-        <w:jc w:val="left"/>
-      </w:pPr>
-      <w:r>
-        <w:rPr>
-          <w:rFonts w:ascii="Times New Roman" w:hAnsi="Times New Roman" w:cs="Times New Roman"/>
-          <w:rFonts w:ascii="Times New Roman" w:hAnsi="Times New Roman"/>
-          <w:b w:val="0"/>
-          <w:i w:val="0"/>
-          <w:sz w:val="24"/>
-        </w:rPr>
-        <w:t>1.1 Statement of the Problem</w:t>
-      </w:r>
-      <w:r>
-        <w:rPr>
-          <w:rFonts w:ascii="Times New Roman" w:hAnsi="Times New Roman" w:cs="Times New Roman"/>
-          <w:rFonts w:ascii="Times New Roman" w:hAnsi="Times New Roman"/>
-          <w:b w:val="0"/>
-          <w:i w:val="0"/>
-          <w:sz w:val="22"/>
-        </w:rPr>
-        <w:t xml:space="preserve">  ..................................  2</w:t>
-      </w:r>
-    </w:p>
-    <w:p>
-      <w:pPr>
-        <w:spacing w:before="20" w:after="60" w:lineRule="auto" w:line="360"/>
-        <w:jc w:val="left"/>
-      </w:pPr>
-      <w:r>
-        <w:rPr>
-          <w:rFonts w:ascii="Times New Roman" w:hAnsi="Times New Roman" w:cs="Times New Roman"/>
-          <w:rFonts w:ascii="Times New Roman" w:hAnsi="Times New Roman"/>
-          <w:b w:val="0"/>
-          <w:i w:val="0"/>
-          <w:sz w:val="24"/>
-        </w:rPr>
-        <w:t>1.2 Objectives of the Study</w:t>
-      </w:r>
-      <w:r>
-        <w:rPr>
-          <w:rFonts w:ascii="Times New Roman" w:hAnsi="Times New Roman" w:cs="Times New Roman"/>
-          <w:rFonts w:ascii="Times New Roman" w:hAnsi="Times New Roman"/>
-          <w:b w:val="0"/>
-          <w:i w:val="0"/>
-          <w:sz w:val="22"/>
-        </w:rPr>
-        <w:t xml:space="preserve">  ...................................  5</w:t>
-      </w:r>
-    </w:p>
-    <w:p>
-      <w:pPr>
-        <w:spacing w:before="20" w:after="60" w:lineRule="auto" w:line="360"/>
-        <w:jc w:val="left"/>
-      </w:pPr>
-      <w:r>
-        <w:rPr>
-          <w:rFonts w:ascii="Times New Roman" w:hAnsi="Times New Roman" w:cs="Times New Roman"/>
-          <w:rFonts w:ascii="Times New Roman" w:hAnsi="Times New Roman"/>
-          <w:b w:val="0"/>
-          <w:i w:val="0"/>
-          <w:sz w:val="24"/>
-        </w:rPr>
-        <w:t>1.3 Significance of the Study</w:t>
-      </w:r>
-      <w:r>
-        <w:rPr>
-          <w:rFonts w:ascii="Times New Roman" w:hAnsi="Times New Roman" w:cs="Times New Roman"/>
-          <w:rFonts w:ascii="Times New Roman" w:hAnsi="Times New Roman"/>
-          <w:b w:val="0"/>
-          <w:i w:val="0"/>
-          <w:sz w:val="22"/>
-        </w:rPr>
-        <w:t xml:space="preserve">  .................................  6</w:t>
-      </w:r>
-    </w:p>
-    <w:p>
-      <w:pPr>
-        <w:spacing w:before="20" w:after="60" w:lineRule="auto" w:line="360"/>
-        <w:jc w:val="left"/>
-      </w:pPr>
-      <w:r>
-        <w:rPr>
-          <w:rFonts w:ascii="Times New Roman" w:hAnsi="Times New Roman" w:cs="Times New Roman"/>
-          <w:rFonts w:ascii="Times New Roman" w:hAnsi="Times New Roman"/>
-          <w:b w:val="0"/>
-          <w:i w:val="0"/>
-          <w:sz w:val="24"/>
-        </w:rPr>
-        <w:t>1.4 Scope and Limitations of the Study</w:t>
-      </w:r>
-      <w:r>
-        <w:rPr>
-          <w:rFonts w:ascii="Times New Roman" w:hAnsi="Times New Roman" w:cs="Times New Roman"/>
-          <w:rFonts w:ascii="Times New Roman" w:hAnsi="Times New Roman"/>
-          <w:b w:val="0"/>
-          <w:i w:val="0"/>
-          <w:sz w:val="22"/>
-        </w:rPr>
-        <w:t xml:space="preserve">  ........................  7</w:t>
-      </w:r>
-    </w:p>
-    <w:p>
-      <w:pPr>
-        <w:spacing w:before="0" w:after="0" w:lineRule="auto" w:line="360"/>
-        <w:jc w:val="both"/>
-      </w:pPr>
-      <w:r>
-        <w:rPr>
-          <w:rFonts w:ascii="Times New Roman" w:hAnsi="Times New Roman" w:cs="Times New Roman"/>
-          <w:rFonts w:ascii="Times New Roman" w:hAnsi="Times New Roman"/>
-          <w:b w:val="0"/>
-          <w:i w:val="0"/>
-          <w:sz w:val="24"/>
-        </w:rPr>
-      </w:r>
-    </w:p>
-    <w:p>
-      <w:pPr>
-        <w:spacing w:before="20" w:after="60" w:lineRule="auto" w:line="360"/>
-        <w:jc w:val="left"/>
-      </w:pPr>
-      <w:r>
-        <w:rPr>
-          <w:rFonts w:ascii="Times New Roman" w:hAnsi="Times New Roman" w:cs="Times New Roman"/>
-          <w:rFonts w:ascii="Times New Roman" w:hAnsi="Times New Roman"/>
-          <w:b/>
-          <w:i w:val="0"/>
-          <w:sz w:val="24"/>
-        </w:rPr>
-        <w:t>CHAPTER II: REQUIREMENT ANALYSIS</w:t>
-      </w:r>
-      <w:r>
-        <w:rPr>
-          <w:rFonts w:ascii="Times New Roman" w:hAnsi="Times New Roman" w:cs="Times New Roman"/>
-          <w:rFonts w:ascii="Times New Roman" w:hAnsi="Times New Roman"/>
-          <w:b w:val="0"/>
-          <w:i w:val="0"/>
-          <w:sz w:val="22"/>
-        </w:rPr>
-        <w:t xml:space="preserve">  ..............................  9</w:t>
-      </w:r>
-    </w:p>
-    <w:p>
-      <w:pPr>
-        <w:spacing w:before="20" w:after="60" w:lineRule="auto" w:line="360"/>
-        <w:jc w:val="left"/>
-      </w:pPr>
-      <w:r>
-        <w:rPr>
-          <w:rFonts w:ascii="Times New Roman" w:hAnsi="Times New Roman" w:cs="Times New Roman"/>
-          <w:rFonts w:ascii="Times New Roman" w:hAnsi="Times New Roman"/>
-          <w:b w:val="0"/>
-          <w:i w:val="0"/>
-          <w:sz w:val="24"/>
-        </w:rPr>
-        <w:t>2.1 System Overview</w:t>
-      </w:r>
-      <w:r>
-        <w:rPr>
-          <w:rFonts w:ascii="Times New Roman" w:hAnsi="Times New Roman" w:cs="Times New Roman"/>
-          <w:rFonts w:ascii="Times New Roman" w:hAnsi="Times New Roman"/>
-          <w:b w:val="0"/>
-          <w:i w:val="0"/>
-          <w:sz w:val="22"/>
-        </w:rPr>
-        <w:t xml:space="preserve">  ...........................................  9</w:t>
-      </w:r>
-    </w:p>
-    <w:p>
-      <w:pPr>
-        <w:spacing w:before="20" w:after="60" w:lineRule="auto" w:line="360"/>
-        <w:jc w:val="left"/>
-      </w:pPr>
-      <w:r>
-        <w:rPr>
-          <w:rFonts w:ascii="Times New Roman" w:hAnsi="Times New Roman" w:cs="Times New Roman"/>
-          <w:rFonts w:ascii="Times New Roman" w:hAnsi="Times New Roman"/>
-          <w:b w:val="0"/>
-          <w:i w:val="0"/>
-          <w:sz w:val="24"/>
-        </w:rPr>
-        <w:t>2.2 Functional Requirements</w:t>
-      </w:r>
-      <w:r>
-        <w:rPr>
-          <w:rFonts w:ascii="Times New Roman" w:hAnsi="Times New Roman" w:cs="Times New Roman"/>
-          <w:rFonts w:ascii="Times New Roman" w:hAnsi="Times New Roman"/>
-          <w:b w:val="0"/>
-          <w:i w:val="0"/>
-          <w:sz w:val="22"/>
-        </w:rPr>
-        <w:t xml:space="preserve">  ...................................  10</w:t>
-      </w:r>
-    </w:p>
-    <w:p>
-      <w:pPr>
-        <w:spacing w:before="20" w:after="60" w:lineRule="auto" w:line="360"/>
-        <w:jc w:val="left"/>
-      </w:pPr>
-      <w:r>
-        <w:rPr>
-          <w:rFonts w:ascii="Times New Roman" w:hAnsi="Times New Roman" w:cs="Times New Roman"/>
-          <w:rFonts w:ascii="Times New Roman" w:hAnsi="Times New Roman"/>
-          <w:b w:val="0"/>
-          <w:i w:val="0"/>
-          <w:sz w:val="24"/>
-        </w:rPr>
-        <w:t>2.3 Non-Functional Requirements</w:t>
-      </w:r>
-      <w:r>
-        <w:rPr>
-          <w:rFonts w:ascii="Times New Roman" w:hAnsi="Times New Roman" w:cs="Times New Roman"/>
-          <w:rFonts w:ascii="Times New Roman" w:hAnsi="Times New Roman"/>
-          <w:b w:val="0"/>
-          <w:i w:val="0"/>
-          <w:sz w:val="22"/>
-        </w:rPr>
-        <w:t xml:space="preserve">  ...............................  12</w:t>
-      </w:r>
-    </w:p>
-    <w:p>
-      <w:pPr>
-        <w:spacing w:before="20" w:after="60" w:lineRule="auto" w:line="360"/>
-        <w:jc w:val="left"/>
-      </w:pPr>
-      <w:r>
-        <w:rPr>
-          <w:rFonts w:ascii="Times New Roman" w:hAnsi="Times New Roman" w:cs="Times New Roman"/>
-          <w:rFonts w:ascii="Times New Roman" w:hAnsi="Times New Roman"/>
-          <w:b w:val="0"/>
-          <w:i w:val="0"/>
-          <w:sz w:val="24"/>
-        </w:rPr>
-        <w:t>2.4 Data Flow Diagrams</w:t>
-      </w:r>
-      <w:r>
-        <w:rPr>
-          <w:rFonts w:ascii="Times New Roman" w:hAnsi="Times New Roman" w:cs="Times New Roman"/>
-          <w:rFonts w:ascii="Times New Roman" w:hAnsi="Times New Roman"/>
-          <w:b w:val="0"/>
-          <w:i w:val="0"/>
-          <w:sz w:val="22"/>
-        </w:rPr>
-        <w:t xml:space="preserve">  ........................................  13</w:t>
-      </w:r>
-    </w:p>
-    <w:p>
-      <w:pPr>
-        <w:spacing w:before="20" w:after="60" w:lineRule="auto" w:line="360"/>
-        <w:jc w:val="left"/>
-      </w:pPr>
-      <w:r>
-        <w:rPr>
-          <w:rFonts w:ascii="Times New Roman" w:hAnsi="Times New Roman" w:cs="Times New Roman"/>
-          <w:rFonts w:ascii="Times New Roman" w:hAnsi="Times New Roman"/>
-          <w:b w:val="0"/>
-          <w:i w:val="0"/>
-          <w:sz w:val="24"/>
-        </w:rPr>
-        <w:t>2.5 Data Dictionary</w:t>
-      </w:r>
-      <w:r>
-        <w:rPr>
-          <w:rFonts w:ascii="Times New Roman" w:hAnsi="Times New Roman" w:cs="Times New Roman"/>
-          <w:rFonts w:ascii="Times New Roman" w:hAnsi="Times New Roman"/>
-          <w:b w:val="0"/>
-          <w:i w:val="0"/>
-          <w:sz w:val="22"/>
-        </w:rPr>
-        <w:t xml:space="preserve">  ...........................................  19</w:t>
-      </w:r>
-    </w:p>
-    <w:p>
-      <w:pPr>
-        <w:spacing w:before="20" w:after="60" w:lineRule="auto" w:line="360"/>
-        <w:jc w:val="left"/>
-      </w:pPr>
-      <w:r>
-        <w:rPr>
-          <w:rFonts w:ascii="Times New Roman" w:hAnsi="Times New Roman" w:cs="Times New Roman"/>
-          <w:rFonts w:ascii="Times New Roman" w:hAnsi="Times New Roman"/>
-          <w:b w:val="0"/>
-          <w:i w:val="0"/>
-          <w:sz w:val="24"/>
-        </w:rPr>
-        <w:t>2.6 Software Requirement Specification</w:t>
-      </w:r>
-      <w:r>
-        <w:rPr>
-          <w:rFonts w:ascii="Times New Roman" w:hAnsi="Times New Roman" w:cs="Times New Roman"/>
-          <w:rFonts w:ascii="Times New Roman" w:hAnsi="Times New Roman"/>
-          <w:b w:val="0"/>
-          <w:i w:val="0"/>
-          <w:sz w:val="22"/>
-        </w:rPr>
-        <w:t xml:space="preserve">  ........................  23</w:t>
-      </w:r>
-    </w:p>
-    <w:p>
-      <w:pPr>
-        <w:spacing w:before="20" w:after="60" w:lineRule="auto" w:line="360"/>
-        <w:jc w:val="left"/>
-      </w:pPr>
-      <w:r>
-        <w:rPr>
-          <w:rFonts w:ascii="Times New Roman" w:hAnsi="Times New Roman" w:cs="Times New Roman"/>
-          <w:rFonts w:ascii="Times New Roman" w:hAnsi="Times New Roman"/>
-          <w:b w:val="0"/>
-          <w:i w:val="0"/>
-          <w:sz w:val="24"/>
-        </w:rPr>
-        <w:t>2.7 Database Schema Design</w:t>
-      </w:r>
-      <w:r>
-        <w:rPr>
-          <w:rFonts w:ascii="Times New Roman" w:hAnsi="Times New Roman" w:cs="Times New Roman"/>
-          <w:rFonts w:ascii="Times New Roman" w:hAnsi="Times New Roman"/>
-          <w:b w:val="0"/>
-          <w:i w:val="0"/>
-          <w:sz w:val="22"/>
-        </w:rPr>
-        <w:t xml:space="preserve">  ....................................  25</w:t>
-      </w:r>
-    </w:p>
-    <w:p>
-      <w:pPr>
-        <w:spacing w:before="0" w:after="0" w:lineRule="auto" w:line="360"/>
-        <w:jc w:val="both"/>
-      </w:pPr>
-      <w:r>
-        <w:rPr>
-          <w:rFonts w:ascii="Times New Roman" w:hAnsi="Times New Roman" w:cs="Times New Roman"/>
-          <w:rFonts w:ascii="Times New Roman" w:hAnsi="Times New Roman"/>
-          <w:b w:val="0"/>
-          <w:i w:val="0"/>
-          <w:sz w:val="24"/>
-        </w:rPr>
-      </w:r>
-    </w:p>
-    <w:p>
-      <w:pPr>
-        <w:spacing w:before="20" w:after="60" w:lineRule="auto" w:line="360"/>
-        <w:jc w:val="left"/>
-      </w:pPr>
-      <w:r>
-        <w:rPr>
-          <w:rFonts w:ascii="Times New Roman" w:hAnsi="Times New Roman" w:cs="Times New Roman"/>
-          <w:rFonts w:ascii="Times New Roman" w:hAnsi="Times New Roman"/>
-          <w:b/>
-          <w:i w:val="0"/>
-          <w:sz w:val="24"/>
-        </w:rPr>
-        <w:t>CHAPTER III: IMPLEMENTATION</w:t>
-      </w:r>
-      <w:r>
-        <w:rPr>
-          <w:rFonts w:ascii="Times New Roman" w:hAnsi="Times New Roman" w:cs="Times New Roman"/>
-          <w:rFonts w:ascii="Times New Roman" w:hAnsi="Times New Roman"/>
-          <w:b w:val="0"/>
-          <w:i w:val="0"/>
-          <w:sz w:val="22"/>
-        </w:rPr>
-        <w:t xml:space="preserve">  ...................................  27</w:t>
-      </w:r>
-    </w:p>
-    <w:p>
-      <w:pPr>
-        <w:spacing w:before="20" w:after="60" w:lineRule="auto" w:line="360"/>
-        <w:jc w:val="left"/>
-      </w:pPr>
-      <w:r>
-        <w:rPr>
-          <w:rFonts w:ascii="Times New Roman" w:hAnsi="Times New Roman" w:cs="Times New Roman"/>
-          <w:rFonts w:ascii="Times New Roman" w:hAnsi="Times New Roman"/>
-          <w:b w:val="0"/>
-          <w:i w:val="0"/>
-          <w:sz w:val="24"/>
-        </w:rPr>
-        <w:t>3.1 Technology Stack</w:t>
-      </w:r>
-      <w:r>
-        <w:rPr>
-          <w:rFonts w:ascii="Times New Roman" w:hAnsi="Times New Roman" w:cs="Times New Roman"/>
-          <w:rFonts w:ascii="Times New Roman" w:hAnsi="Times New Roman"/>
-          <w:b w:val="0"/>
-          <w:i w:val="0"/>
-          <w:sz w:val="22"/>
-        </w:rPr>
-        <w:t xml:space="preserve">  ..........................................  27</w:t>
-      </w:r>
-    </w:p>
-    <w:p>
-      <w:pPr>
-        <w:spacing w:before="20" w:after="60" w:lineRule="auto" w:line="360"/>
-        <w:jc w:val="left"/>
-      </w:pPr>
-      <w:r>
-        <w:rPr>
-          <w:rFonts w:ascii="Times New Roman" w:hAnsi="Times New Roman" w:cs="Times New Roman"/>
-          <w:rFonts w:ascii="Times New Roman" w:hAnsi="Times New Roman"/>
-          <w:b w:val="0"/>
-          <w:i w:val="0"/>
-          <w:sz w:val="24"/>
-        </w:rPr>
-        <w:t>3.2 System Architecture</w:t>
-      </w:r>
-      <w:r>
-        <w:rPr>
-          <w:rFonts w:ascii="Times New Roman" w:hAnsi="Times New Roman" w:cs="Times New Roman"/>
-          <w:rFonts w:ascii="Times New Roman" w:hAnsi="Times New Roman"/>
-          <w:b w:val="0"/>
-          <w:i w:val="0"/>
-          <w:sz w:val="22"/>
-        </w:rPr>
-        <w:t xml:space="preserve">  .......................................  29</w:t>
-      </w:r>
-    </w:p>
-    <w:p>
-      <w:pPr>
-        <w:spacing w:before="20" w:after="60" w:lineRule="auto" w:line="360"/>
-        <w:jc w:val="left"/>
-      </w:pPr>
-      <w:r>
-        <w:rPr>
-          <w:rFonts w:ascii="Times New Roman" w:hAnsi="Times New Roman" w:cs="Times New Roman"/>
-          <w:rFonts w:ascii="Times New Roman" w:hAnsi="Times New Roman"/>
-          <w:b w:val="0"/>
-          <w:i w:val="0"/>
-          <w:sz w:val="24"/>
-        </w:rPr>
-        <w:t>3.3 User Interface Implementation</w:t>
-      </w:r>
-      <w:r>
-        <w:rPr>
-          <w:rFonts w:ascii="Times New Roman" w:hAnsi="Times New Roman" w:cs="Times New Roman"/>
-          <w:rFonts w:ascii="Times New Roman" w:hAnsi="Times New Roman"/>
-          <w:b w:val="0"/>
-          <w:i w:val="0"/>
-          <w:sz w:val="22"/>
-        </w:rPr>
-        <w:t xml:space="preserve">  .............................  30</w:t>
-      </w:r>
-    </w:p>
-    <w:p>
-      <w:pPr>
-        <w:spacing w:before="20" w:after="60" w:lineRule="auto" w:line="360"/>
-        <w:jc w:val="left"/>
-      </w:pPr>
-      <w:r>
-        <w:rPr>
-          <w:rFonts w:ascii="Times New Roman" w:hAnsi="Times New Roman" w:cs="Times New Roman"/>
-          <w:rFonts w:ascii="Times New Roman" w:hAnsi="Times New Roman"/>
-          <w:b w:val="0"/>
-          <w:i w:val="0"/>
-          <w:sz w:val="24"/>
-        </w:rPr>
-        <w:t>3.4 Backend and API Implementation</w:t>
-      </w:r>
-      <w:r>
-        <w:rPr>
-          <w:rFonts w:ascii="Times New Roman" w:hAnsi="Times New Roman" w:cs="Times New Roman"/>
-          <w:rFonts w:ascii="Times New Roman" w:hAnsi="Times New Roman"/>
-          <w:b w:val="0"/>
-          <w:i w:val="0"/>
-          <w:sz w:val="22"/>
-        </w:rPr>
-        <w:t xml:space="preserve">  ............................  33</w:t>
-      </w:r>
-    </w:p>
-    <w:p>
-      <w:pPr>
-        <w:spacing w:before="20" w:after="60" w:lineRule="auto" w:line="360"/>
-        <w:jc w:val="left"/>
-      </w:pPr>
-      <w:r>
-        <w:rPr>
-          <w:rFonts w:ascii="Times New Roman" w:hAnsi="Times New Roman" w:cs="Times New Roman"/>
-          <w:rFonts w:ascii="Times New Roman" w:hAnsi="Times New Roman"/>
-          <w:b w:val="0"/>
-          <w:i w:val="0"/>
-          <w:sz w:val="24"/>
-        </w:rPr>
-        <w:t>3.5 Admin Panel Implementation</w:t>
-      </w:r>
-      <w:r>
-        <w:rPr>
-          <w:rFonts w:ascii="Times New Roman" w:hAnsi="Times New Roman" w:cs="Times New Roman"/>
-          <w:rFonts w:ascii="Times New Roman" w:hAnsi="Times New Roman"/>
-          <w:b w:val="0"/>
-          <w:i w:val="0"/>
-          <w:sz w:val="22"/>
-        </w:rPr>
-        <w:t xml:space="preserve">  ................................  35</w:t>
-      </w:r>
-    </w:p>
-    <w:p>
-      <w:pPr>
-        <w:spacing w:before="0" w:after="0" w:lineRule="auto" w:line="360"/>
-        <w:jc w:val="both"/>
-      </w:pPr>
-      <w:r>
-        <w:rPr>
-          <w:rFonts w:ascii="Times New Roman" w:hAnsi="Times New Roman" w:cs="Times New Roman"/>
-          <w:rFonts w:ascii="Times New Roman" w:hAnsi="Times New Roman"/>
-          <w:b w:val="0"/>
-          <w:i w:val="0"/>
-          <w:sz w:val="24"/>
-        </w:rPr>
-      </w:r>
-    </w:p>
-    <w:p>
-      <w:pPr>
-        <w:spacing w:line="360" w:lineRule="auto"/>
+        <w:ind w:left="432"/>
         <w:jc w:val="left"/>
       </w:pPr>
       <w:r>
@@ -1743,212 +2004,16 @@
           <w:b w:val="0"/>
           <w:sz w:val="24"/>
         </w:rPr>
-        <w:t>3.6 Deployment and DevOps</w:t>
+        <w:t>5.3 Bibliography</w:t>
       </w:r>
       <w:r>
         <w:rPr>
           <w:rFonts w:ascii="Times New Roman" w:hAnsi="Times New Roman"/>
           <w:b w:val="0"/>
-          <w:sz w:val="22"/>
-        </w:rPr>
-        <w:t xml:space="preserve">  ..........................................................  36</w:t>
-      </w:r>
-    </w:p>
-    <w:p>
-      <w:pPr>
-        <w:spacing w:before="20" w:after="60" w:lineRule="auto" w:line="360"/>
-        <w:jc w:val="left"/>
-      </w:pPr>
-      <w:r>
-        <w:rPr>
-          <w:rFonts w:ascii="Times New Roman" w:hAnsi="Times New Roman" w:cs="Times New Roman"/>
-          <w:rFonts w:ascii="Times New Roman" w:hAnsi="Times New Roman"/>
-          <w:b/>
-          <w:i w:val="0"/>
           <w:sz w:val="24"/>
         </w:rPr>
-        <w:t>CHAPTER IV: TESTING</w:t>
-      </w:r>
-      <w:r>
-        <w:rPr>
-          <w:rFonts w:ascii="Times New Roman" w:hAnsi="Times New Roman" w:cs="Times New Roman"/>
-          <w:rFonts w:ascii="Times New Roman" w:hAnsi="Times New Roman"/>
-          <w:b w:val="0"/>
-          <w:i w:val="0"/>
-          <w:sz w:val="22"/>
-        </w:rPr>
-        <w:t xml:space="preserve">  ...........................................  37</w:t>
-      </w:r>
-    </w:p>
-    <w:p>
-      <w:pPr>
-        <w:spacing w:before="20" w:after="60" w:lineRule="auto" w:line="360"/>
-        <w:jc w:val="left"/>
-      </w:pPr>
-      <w:r>
-        <w:rPr>
-          <w:rFonts w:ascii="Times New Roman" w:hAnsi="Times New Roman" w:cs="Times New Roman"/>
-          <w:rFonts w:ascii="Times New Roman" w:hAnsi="Times New Roman"/>
-          <w:b w:val="0"/>
-          <w:i w:val="0"/>
-          <w:sz w:val="24"/>
-        </w:rPr>
-        <w:t>4.1 Testing Procedure</w:t>
-      </w:r>
-      <w:r>
-        <w:rPr>
-          <w:rFonts w:ascii="Times New Roman" w:hAnsi="Times New Roman" w:cs="Times New Roman"/>
-          <w:rFonts w:ascii="Times New Roman" w:hAnsi="Times New Roman"/>
-          <w:b w:val="0"/>
-          <w:i w:val="0"/>
-          <w:sz w:val="22"/>
-        </w:rPr>
-        <w:t xml:space="preserve">  .........................................  37</w:t>
-      </w:r>
-    </w:p>
-    <w:p>
-      <w:pPr>
-        <w:spacing w:before="20" w:after="60" w:lineRule="auto" w:line="360"/>
-        <w:jc w:val="left"/>
-      </w:pPr>
-      <w:r>
-        <w:rPr>
-          <w:rFonts w:ascii="Times New Roman" w:hAnsi="Times New Roman" w:cs="Times New Roman"/>
-          <w:rFonts w:ascii="Times New Roman" w:hAnsi="Times New Roman"/>
-          <w:b w:val="0"/>
-          <w:i w:val="0"/>
-          <w:sz w:val="24"/>
-        </w:rPr>
-        <w:t>4.2 Testing Report</w:t>
-      </w:r>
-      <w:r>
-        <w:rPr>
-          <w:rFonts w:ascii="Times New Roman" w:hAnsi="Times New Roman" w:cs="Times New Roman"/>
-          <w:rFonts w:ascii="Times New Roman" w:hAnsi="Times New Roman"/>
-          <w:b w:val="0"/>
-          <w:i w:val="0"/>
-          <w:sz w:val="22"/>
-        </w:rPr>
-        <w:t xml:space="preserve">  ............................................  39</w:t>
-      </w:r>
-    </w:p>
-    <w:p>
-      <w:pPr>
-        <w:spacing w:before="0" w:after="0" w:lineRule="auto" w:line="360"/>
-        <w:jc w:val="both"/>
-      </w:pPr>
-      <w:r>
-        <w:rPr>
-          <w:rFonts w:ascii="Times New Roman" w:hAnsi="Times New Roman" w:cs="Times New Roman"/>
-          <w:rFonts w:ascii="Times New Roman" w:hAnsi="Times New Roman"/>
-          <w:b w:val="0"/>
-          <w:i w:val="0"/>
-          <w:sz w:val="24"/>
-        </w:rPr>
-      </w:r>
-    </w:p>
-    <w:p>
-      <w:pPr>
-        <w:spacing w:before="20" w:after="60" w:lineRule="auto" w:line="360"/>
-        <w:jc w:val="left"/>
-      </w:pPr>
-      <w:r>
-        <w:rPr>
-          <w:rFonts w:ascii="Times New Roman" w:hAnsi="Times New Roman" w:cs="Times New Roman"/>
-          <w:rFonts w:ascii="Times New Roman" w:hAnsi="Times New Roman"/>
-          <w:b/>
-          <w:i w:val="0"/>
-          <w:sz w:val="24"/>
-        </w:rPr>
-        <w:t>CHAPTER V: DOCUMENTATION</w:t>
-      </w:r>
-      <w:r>
-        <w:rPr>
-          <w:rFonts w:ascii="Times New Roman" w:hAnsi="Times New Roman" w:cs="Times New Roman"/>
-          <w:rFonts w:ascii="Times New Roman" w:hAnsi="Times New Roman"/>
-          <w:b w:val="0"/>
-          <w:i w:val="0"/>
-          <w:sz w:val="22"/>
-        </w:rPr>
-        <w:t xml:space="preserve">  ......................................  43</w:t>
-      </w:r>
-    </w:p>
-    <w:p>
-      <w:pPr>
-        <w:spacing w:before="20" w:after="60" w:lineRule="auto" w:line="360"/>
-        <w:jc w:val="left"/>
-      </w:pPr>
-      <w:r>
-        <w:rPr>
-          <w:rFonts w:ascii="Times New Roman" w:hAnsi="Times New Roman" w:cs="Times New Roman"/>
-          <w:rFonts w:ascii="Times New Roman" w:hAnsi="Times New Roman"/>
-          <w:b w:val="0"/>
-          <w:i w:val="0"/>
-          <w:sz w:val="24"/>
-        </w:rPr>
-        <w:t>5.1 Future Application</w:t>
-      </w:r>
-      <w:r>
-        <w:rPr>
-          <w:rFonts w:ascii="Times New Roman" w:hAnsi="Times New Roman" w:cs="Times New Roman"/>
-          <w:rFonts w:ascii="Times New Roman" w:hAnsi="Times New Roman"/>
-          <w:b w:val="0"/>
-          <w:i w:val="0"/>
-          <w:sz w:val="22"/>
-        </w:rPr>
-        <w:t xml:space="preserve">  ........................................  43</w:t>
-      </w:r>
-    </w:p>
-    <w:p>
-      <w:pPr>
-        <w:spacing w:before="20" w:after="60" w:lineRule="auto" w:line="360"/>
-        <w:jc w:val="left"/>
-      </w:pPr>
-      <w:r>
-        <w:rPr>
-          <w:rFonts w:ascii="Times New Roman" w:hAnsi="Times New Roman" w:cs="Times New Roman"/>
-          <w:rFonts w:ascii="Times New Roman" w:hAnsi="Times New Roman"/>
-          <w:b w:val="0"/>
-          <w:i w:val="0"/>
-          <w:sz w:val="24"/>
-        </w:rPr>
-        <w:t>5.2 Conclusion</w:t>
-      </w:r>
-      <w:r>
-        <w:rPr>
-          <w:rFonts w:ascii="Times New Roman" w:hAnsi="Times New Roman" w:cs="Times New Roman"/>
-          <w:rFonts w:ascii="Times New Roman" w:hAnsi="Times New Roman"/>
-          <w:b w:val="0"/>
-          <w:i w:val="0"/>
-          <w:sz w:val="22"/>
-        </w:rPr>
-        <w:t xml:space="preserve">  ................................................  44</w:t>
-      </w:r>
-    </w:p>
-    <w:p>
-      <w:pPr>
-        <w:spacing w:before="20" w:after="60" w:lineRule="auto" w:line="360"/>
-        <w:jc w:val="left"/>
-      </w:pPr>
-      <w:r>
-        <w:rPr>
-          <w:rFonts w:ascii="Times New Roman" w:hAnsi="Times New Roman" w:cs="Times New Roman"/>
-          <w:rFonts w:ascii="Times New Roman" w:hAnsi="Times New Roman"/>
-          <w:b w:val="0"/>
-          <w:i w:val="0"/>
-          <w:sz w:val="24"/>
-        </w:rPr>
-        <w:t>5.3 Bibliography</w:t>
-      </w:r>
-      <w:r>
-        <w:rPr>
-          <w:rFonts w:ascii="Times New Roman" w:hAnsi="Times New Roman" w:cs="Times New Roman"/>
-          <w:rFonts w:ascii="Times New Roman" w:hAnsi="Times New Roman"/>
-          <w:b w:val="0"/>
-          <w:i w:val="0"/>
-          <w:sz w:val="22"/>
-        </w:rPr>
-        <w:t xml:space="preserve">  ..............................................  46</w:t>
+        <w:tab/>
+        <w:t>50</w:t>
       </w:r>
     </w:p>
     <w:p>
@@ -1974,288 +2039,299 @@
     </w:p>
     <w:p>
       <w:pPr>
+        <w:tabs>
+          <w:tab w:pos="8640" w:val="right" w:leader="dot"/>
+        </w:tabs>
         <w:spacing w:before="20" w:after="60" w:lineRule="auto" w:line="360"/>
+        <w:ind w:left="432"/>
         <w:jc w:val="left"/>
       </w:pPr>
       <w:r>
         <w:rPr>
-          <w:rFonts w:ascii="Times New Roman" w:hAnsi="Times New Roman" w:cs="Times New Roman"/>
           <w:rFonts w:ascii="Times New Roman" w:hAnsi="Times New Roman"/>
           <w:b w:val="0"/>
-          <w:i w:val="0"/>
           <w:sz w:val="24"/>
         </w:rPr>
         <w:t>Table 2.1  Functional Requirements</w:t>
       </w:r>
       <w:r>
         <w:rPr>
-          <w:rFonts w:ascii="Times New Roman" w:hAnsi="Times New Roman" w:cs="Times New Roman"/>
           <w:rFonts w:ascii="Times New Roman" w:hAnsi="Times New Roman"/>
           <w:b w:val="0"/>
-          <w:i w:val="0"/>
-          <w:sz w:val="22"/>
-        </w:rPr>
-        <w:t xml:space="preserve">  ............................  10</w:t>
+          <w:sz w:val="24"/>
+        </w:rPr>
+        <w:tab/>
+        <w:t>10</w:t>
       </w:r>
     </w:p>
     <w:p>
       <w:pPr>
+        <w:tabs>
+          <w:tab w:pos="8640" w:val="right" w:leader="dot"/>
+        </w:tabs>
         <w:spacing w:before="20" w:after="60" w:lineRule="auto" w:line="360"/>
+        <w:ind w:left="432"/>
         <w:jc w:val="left"/>
       </w:pPr>
       <w:r>
         <w:rPr>
-          <w:rFonts w:ascii="Times New Roman" w:hAnsi="Times New Roman" w:cs="Times New Roman"/>
           <w:rFonts w:ascii="Times New Roman" w:hAnsi="Times New Roman"/>
           <w:b w:val="0"/>
-          <w:i w:val="0"/>
           <w:sz w:val="24"/>
         </w:rPr>
         <w:t>Table 2.2  Non-Functional Requirements</w:t>
       </w:r>
       <w:r>
         <w:rPr>
-          <w:rFonts w:ascii="Times New Roman" w:hAnsi="Times New Roman" w:cs="Times New Roman"/>
           <w:rFonts w:ascii="Times New Roman" w:hAnsi="Times New Roman"/>
           <w:b w:val="0"/>
-          <w:i w:val="0"/>
-          <w:sz w:val="22"/>
-        </w:rPr>
-        <w:t xml:space="preserve">  ........................  12</w:t>
+          <w:sz w:val="24"/>
+        </w:rPr>
+        <w:tab/>
+        <w:t>12</w:t>
       </w:r>
     </w:p>
     <w:p>
       <w:pPr>
+        <w:tabs>
+          <w:tab w:pos="8640" w:val="right" w:leader="dot"/>
+        </w:tabs>
         <w:spacing w:before="20" w:after="60" w:lineRule="auto" w:line="360"/>
+        <w:ind w:left="432"/>
         <w:jc w:val="left"/>
       </w:pPr>
       <w:r>
         <w:rPr>
-          <w:rFonts w:ascii="Times New Roman" w:hAnsi="Times New Roman" w:cs="Times New Roman"/>
           <w:rFonts w:ascii="Times New Roman" w:hAnsi="Times New Roman"/>
           <w:b w:val="0"/>
-          <w:i w:val="0"/>
           <w:sz w:val="24"/>
         </w:rPr>
         <w:t>Table 2.3  Data Dictionary — User Collection</w:t>
       </w:r>
       <w:r>
         <w:rPr>
-          <w:rFonts w:ascii="Times New Roman" w:hAnsi="Times New Roman" w:cs="Times New Roman"/>
           <w:rFonts w:ascii="Times New Roman" w:hAnsi="Times New Roman"/>
           <w:b w:val="0"/>
-          <w:i w:val="0"/>
-          <w:sz w:val="22"/>
-        </w:rPr>
-        <w:t xml:space="preserve">  ..................  19</w:t>
+          <w:sz w:val="24"/>
+        </w:rPr>
+        <w:tab/>
+        <w:t>19</w:t>
       </w:r>
     </w:p>
     <w:p>
       <w:pPr>
+        <w:tabs>
+          <w:tab w:pos="8640" w:val="right" w:leader="dot"/>
+        </w:tabs>
         <w:spacing w:before="20" w:after="60" w:lineRule="auto" w:line="360"/>
+        <w:ind w:left="432"/>
         <w:jc w:val="left"/>
       </w:pPr>
       <w:r>
         <w:rPr>
-          <w:rFonts w:ascii="Times New Roman" w:hAnsi="Times New Roman" w:cs="Times New Roman"/>
           <w:rFonts w:ascii="Times New Roman" w:hAnsi="Times New Roman"/>
           <w:b w:val="0"/>
-          <w:i w:val="0"/>
           <w:sz w:val="24"/>
         </w:rPr>
         <w:t>Table 2.4  Data Dictionary — Route Collection</w:t>
       </w:r>
       <w:r>
         <w:rPr>
-          <w:rFonts w:ascii="Times New Roman" w:hAnsi="Times New Roman" w:cs="Times New Roman"/>
           <w:rFonts w:ascii="Times New Roman" w:hAnsi="Times New Roman"/>
           <w:b w:val="0"/>
-          <w:i w:val="0"/>
-          <w:sz w:val="22"/>
-        </w:rPr>
-        <w:t xml:space="preserve">  .................  20</w:t>
+          <w:sz w:val="24"/>
+        </w:rPr>
+        <w:tab/>
+        <w:t>20</w:t>
       </w:r>
     </w:p>
     <w:p>
       <w:pPr>
+        <w:tabs>
+          <w:tab w:pos="8640" w:val="right" w:leader="dot"/>
+        </w:tabs>
         <w:spacing w:before="20" w:after="60" w:lineRule="auto" w:line="360"/>
+        <w:ind w:left="432"/>
         <w:jc w:val="left"/>
       </w:pPr>
       <w:r>
         <w:rPr>
-          <w:rFonts w:ascii="Times New Roman" w:hAnsi="Times New Roman" w:cs="Times New Roman"/>
           <w:rFonts w:ascii="Times New Roman" w:hAnsi="Times New Roman"/>
           <w:b w:val="0"/>
-          <w:i w:val="0"/>
           <w:sz w:val="24"/>
         </w:rPr>
         <w:t>Table 2.5  Data Dictionary — Bus Collection</w:t>
       </w:r>
       <w:r>
         <w:rPr>
-          <w:rFonts w:ascii="Times New Roman" w:hAnsi="Times New Roman" w:cs="Times New Roman"/>
           <w:rFonts w:ascii="Times New Roman" w:hAnsi="Times New Roman"/>
           <w:b w:val="0"/>
-          <w:i w:val="0"/>
-          <w:sz w:val="22"/>
-        </w:rPr>
-        <w:t xml:space="preserve">  ...................  21</w:t>
+          <w:sz w:val="24"/>
+        </w:rPr>
+        <w:tab/>
+        <w:t>21</w:t>
       </w:r>
     </w:p>
     <w:p>
       <w:pPr>
+        <w:tabs>
+          <w:tab w:pos="8640" w:val="right" w:leader="dot"/>
+        </w:tabs>
         <w:spacing w:before="20" w:after="60" w:lineRule="auto" w:line="360"/>
+        <w:ind w:left="432"/>
         <w:jc w:val="left"/>
       </w:pPr>
       <w:r>
         <w:rPr>
-          <w:rFonts w:ascii="Times New Roman" w:hAnsi="Times New Roman" w:cs="Times New Roman"/>
           <w:rFonts w:ascii="Times New Roman" w:hAnsi="Times New Roman"/>
           <w:b w:val="0"/>
-          <w:i w:val="0"/>
           <w:sz w:val="24"/>
         </w:rPr>
         <w:t>Table 2.6  Data Dictionary — Booking Collection</w:t>
       </w:r>
       <w:r>
         <w:rPr>
-          <w:rFonts w:ascii="Times New Roman" w:hAnsi="Times New Roman" w:cs="Times New Roman"/>
           <w:rFonts w:ascii="Times New Roman" w:hAnsi="Times New Roman"/>
           <w:b w:val="0"/>
-          <w:i w:val="0"/>
-          <w:sz w:val="22"/>
-        </w:rPr>
-        <w:t xml:space="preserve">  ...............  22</w:t>
+          <w:sz w:val="24"/>
+        </w:rPr>
+        <w:tab/>
+        <w:t>22</w:t>
       </w:r>
     </w:p>
     <w:p>
       <w:pPr>
+        <w:tabs>
+          <w:tab w:pos="8640" w:val="right" w:leader="dot"/>
+        </w:tabs>
         <w:spacing w:before="20" w:after="60" w:lineRule="auto" w:line="360"/>
+        <w:ind w:left="432"/>
         <w:jc w:val="left"/>
       </w:pPr>
       <w:r>
         <w:rPr>
-          <w:rFonts w:ascii="Times New Roman" w:hAnsi="Times New Roman" w:cs="Times New Roman"/>
           <w:rFonts w:ascii="Times New Roman" w:hAnsi="Times New Roman"/>
           <w:b w:val="0"/>
-          <w:i w:val="0"/>
           <w:sz w:val="24"/>
         </w:rPr>
         <w:t>Table 2.7  Database Schema Summary</w:t>
       </w:r>
       <w:r>
         <w:rPr>
-          <w:rFonts w:ascii="Times New Roman" w:hAnsi="Times New Roman" w:cs="Times New Roman"/>
           <w:rFonts w:ascii="Times New Roman" w:hAnsi="Times New Roman"/>
           <w:b w:val="0"/>
-          <w:i w:val="0"/>
-          <w:sz w:val="22"/>
-        </w:rPr>
-        <w:t xml:space="preserve">  ............................  25</w:t>
+          <w:sz w:val="24"/>
+        </w:rPr>
+        <w:tab/>
+        <w:t>25</w:t>
       </w:r>
     </w:p>
     <w:p>
       <w:pPr>
+        <w:tabs>
+          <w:tab w:pos="8640" w:val="right" w:leader="dot"/>
+        </w:tabs>
         <w:spacing w:before="20" w:after="60" w:lineRule="auto" w:line="360"/>
+        <w:ind w:left="432"/>
         <w:jc w:val="left"/>
       </w:pPr>
       <w:r>
         <w:rPr>
-          <w:rFonts w:ascii="Times New Roman" w:hAnsi="Times New Roman" w:cs="Times New Roman"/>
           <w:rFonts w:ascii="Times New Roman" w:hAnsi="Times New Roman"/>
           <w:b w:val="0"/>
-          <w:i w:val="0"/>
           <w:sz w:val="24"/>
         </w:rPr>
         <w:t>Table 4.1  Test Cases — User Authentication Module</w:t>
       </w:r>
       <w:r>
         <w:rPr>
-          <w:rFonts w:ascii="Times New Roman" w:hAnsi="Times New Roman" w:cs="Times New Roman"/>
           <w:rFonts w:ascii="Times New Roman" w:hAnsi="Times New Roman"/>
           <w:b w:val="0"/>
-          <w:i w:val="0"/>
-          <w:sz w:val="22"/>
-        </w:rPr>
-        <w:t xml:space="preserve">  ............  39</w:t>
+          <w:sz w:val="24"/>
+        </w:rPr>
+        <w:tab/>
+        <w:t>43</w:t>
       </w:r>
     </w:p>
     <w:p>
       <w:pPr>
+        <w:tabs>
+          <w:tab w:pos="8640" w:val="right" w:leader="dot"/>
+        </w:tabs>
         <w:spacing w:before="20" w:after="60" w:lineRule="auto" w:line="360"/>
+        <w:ind w:left="432"/>
         <w:jc w:val="left"/>
       </w:pPr>
       <w:r>
         <w:rPr>
-          <w:rFonts w:ascii="Times New Roman" w:hAnsi="Times New Roman" w:cs="Times New Roman"/>
           <w:rFonts w:ascii="Times New Roman" w:hAnsi="Times New Roman"/>
           <w:b w:val="0"/>
-          <w:i w:val="0"/>
           <w:sz w:val="24"/>
         </w:rPr>
         <w:t>Table 4.2  Test Cases — Bus Search and Booking Module</w:t>
       </w:r>
       <w:r>
         <w:rPr>
-          <w:rFonts w:ascii="Times New Roman" w:hAnsi="Times New Roman" w:cs="Times New Roman"/>
           <w:rFonts w:ascii="Times New Roman" w:hAnsi="Times New Roman"/>
           <w:b w:val="0"/>
-          <w:i w:val="0"/>
-          <w:sz w:val="22"/>
-        </w:rPr>
-        <w:t xml:space="preserve">  .........  40</w:t>
+          <w:sz w:val="24"/>
+        </w:rPr>
+        <w:tab/>
+        <w:t>44</w:t>
       </w:r>
     </w:p>
     <w:p>
       <w:pPr>
+        <w:tabs>
+          <w:tab w:pos="8640" w:val="right" w:leader="dot"/>
+        </w:tabs>
         <w:spacing w:before="20" w:after="60" w:lineRule="auto" w:line="360"/>
+        <w:ind w:left="432"/>
         <w:jc w:val="left"/>
       </w:pPr>
       <w:r>
         <w:rPr>
-          <w:rFonts w:ascii="Times New Roman" w:hAnsi="Times New Roman" w:cs="Times New Roman"/>
           <w:rFonts w:ascii="Times New Roman" w:hAnsi="Times New Roman"/>
           <w:b w:val="0"/>
-          <w:i w:val="0"/>
           <w:sz w:val="24"/>
         </w:rPr>
         <w:t>Table 4.3  Test Cases — Payment Processing Module</w:t>
       </w:r>
       <w:r>
         <w:rPr>
-          <w:rFonts w:ascii="Times New Roman" w:hAnsi="Times New Roman" w:cs="Times New Roman"/>
           <w:rFonts w:ascii="Times New Roman" w:hAnsi="Times New Roman"/>
           <w:b w:val="0"/>
-          <w:i w:val="0"/>
-          <w:sz w:val="22"/>
-        </w:rPr>
-        <w:t xml:space="preserve">  .............  41</w:t>
+          <w:sz w:val="24"/>
+        </w:rPr>
+        <w:tab/>
+        <w:t>45</w:t>
       </w:r>
     </w:p>
     <w:p>
       <w:pPr>
+        <w:tabs>
+          <w:tab w:pos="8640" w:val="right" w:leader="dot"/>
+        </w:tabs>
         <w:spacing w:before="20" w:after="60" w:lineRule="auto" w:line="360"/>
+        <w:ind w:left="432"/>
         <w:jc w:val="left"/>
       </w:pPr>
       <w:r>
         <w:rPr>
-          <w:rFonts w:ascii="Times New Roman" w:hAnsi="Times New Roman" w:cs="Times New Roman"/>
           <w:rFonts w:ascii="Times New Roman" w:hAnsi="Times New Roman"/>
           <w:b w:val="0"/>
-          <w:i w:val="0"/>
           <w:sz w:val="24"/>
         </w:rPr>
         <w:t>Table 4.4  Test Cases — Admin Management Module</w:t>
       </w:r>
       <w:r>
         <w:rPr>
-          <w:rFonts w:ascii="Times New Roman" w:hAnsi="Times New Roman" w:cs="Times New Roman"/>
           <w:rFonts w:ascii="Times New Roman" w:hAnsi="Times New Roman"/>
           <w:b w:val="0"/>
-          <w:i w:val="0"/>
-          <w:sz w:val="22"/>
-        </w:rPr>
-        <w:t xml:space="preserve">  ...............  42</w:t>
+          <w:sz w:val="24"/>
+        </w:rPr>
+        <w:tab/>
+        <w:t>46</w:t>
       </w:r>
     </w:p>
     <w:p>
@@ -2281,392 +2357,407 @@
     </w:p>
     <w:p>
       <w:pPr>
+        <w:tabs>
+          <w:tab w:pos="8640" w:val="right" w:leader="dot"/>
+        </w:tabs>
         <w:spacing w:before="20" w:after="60" w:lineRule="auto" w:line="360"/>
+        <w:ind w:left="432"/>
         <w:jc w:val="left"/>
       </w:pPr>
       <w:r>
         <w:rPr>
-          <w:rFonts w:ascii="Times New Roman" w:hAnsi="Times New Roman" w:cs="Times New Roman"/>
           <w:rFonts w:ascii="Times New Roman" w:hAnsi="Times New Roman"/>
           <w:b w:val="0"/>
-          <w:i w:val="0"/>
           <w:sz w:val="24"/>
         </w:rPr>
         <w:t>Figure 2.1a  Passenger Booking Flow — Part 1: Authentication &amp; Search</w:t>
       </w:r>
       <w:r>
         <w:rPr>
-          <w:rFonts w:ascii="Times New Roman" w:hAnsi="Times New Roman" w:cs="Times New Roman"/>
           <w:rFonts w:ascii="Times New Roman" w:hAnsi="Times New Roman"/>
           <w:b w:val="0"/>
-          <w:i w:val="0"/>
-          <w:sz w:val="22"/>
-        </w:rPr>
-        <w:t xml:space="preserve">  ...  13</w:t>
+          <w:sz w:val="24"/>
+        </w:rPr>
+        <w:tab/>
+        <w:t>13</w:t>
       </w:r>
     </w:p>
     <w:p>
       <w:pPr>
+        <w:tabs>
+          <w:tab w:pos="8640" w:val="right" w:leader="dot"/>
+        </w:tabs>
         <w:spacing w:before="20" w:after="60" w:lineRule="auto" w:line="360"/>
+        <w:ind w:left="432"/>
         <w:jc w:val="left"/>
       </w:pPr>
       <w:r>
         <w:rPr>
-          <w:rFonts w:ascii="Times New Roman" w:hAnsi="Times New Roman" w:cs="Times New Roman"/>
           <w:rFonts w:ascii="Times New Roman" w:hAnsi="Times New Roman"/>
           <w:b w:val="0"/>
-          <w:i w:val="0"/>
           <w:sz w:val="24"/>
         </w:rPr>
         <w:t>Figure 2.1b  Passenger Booking Flow — Part 2: Seat Selection &amp; Details</w:t>
       </w:r>
       <w:r>
         <w:rPr>
-          <w:rFonts w:ascii="Times New Roman" w:hAnsi="Times New Roman" w:cs="Times New Roman"/>
           <w:rFonts w:ascii="Times New Roman" w:hAnsi="Times New Roman"/>
           <w:b w:val="0"/>
-          <w:i w:val="0"/>
-          <w:sz w:val="22"/>
-        </w:rPr>
-        <w:t xml:space="preserve">  ...  15</w:t>
+          <w:sz w:val="24"/>
+        </w:rPr>
+        <w:tab/>
+        <w:t>15</w:t>
       </w:r>
     </w:p>
     <w:p>
       <w:pPr>
+        <w:tabs>
+          <w:tab w:pos="8640" w:val="right" w:leader="dot"/>
+        </w:tabs>
         <w:spacing w:before="20" w:after="60" w:lineRule="auto" w:line="360"/>
+        <w:ind w:left="432"/>
         <w:jc w:val="left"/>
       </w:pPr>
       <w:r>
         <w:rPr>
-          <w:rFonts w:ascii="Times New Roman" w:hAnsi="Times New Roman" w:cs="Times New Roman"/>
           <w:rFonts w:ascii="Times New Roman" w:hAnsi="Times New Roman"/>
           <w:b w:val="0"/>
-          <w:i w:val="0"/>
           <w:sz w:val="24"/>
         </w:rPr>
         <w:t>Figure 2.1c  Passenger Booking Flow — Part 3: Payment, Confirmation &amp; Cancellation</w:t>
       </w:r>
       <w:r>
         <w:rPr>
-          <w:rFonts w:ascii="Times New Roman" w:hAnsi="Times New Roman" w:cs="Times New Roman"/>
           <w:rFonts w:ascii="Times New Roman" w:hAnsi="Times New Roman"/>
           <w:b w:val="0"/>
-          <w:i w:val="0"/>
-          <w:sz w:val="22"/>
-        </w:rPr>
-        <w:t xml:space="preserve">  ...  17</w:t>
+          <w:sz w:val="24"/>
+        </w:rPr>
+        <w:tab/>
+        <w:t>17</w:t>
       </w:r>
     </w:p>
     <w:p>
       <w:pPr>
+        <w:tabs>
+          <w:tab w:pos="8640" w:val="right" w:leader="dot"/>
+        </w:tabs>
         <w:spacing w:before="20" w:after="60" w:lineRule="auto" w:line="360"/>
+        <w:ind w:left="432"/>
         <w:jc w:val="left"/>
       </w:pPr>
       <w:r>
         <w:rPr>
-          <w:rFonts w:ascii="Times New Roman" w:hAnsi="Times New Roman" w:cs="Times New Roman"/>
           <w:rFonts w:ascii="Times New Roman" w:hAnsi="Times New Roman"/>
           <w:b w:val="0"/>
-          <w:i w:val="0"/>
           <w:sz w:val="24"/>
         </w:rPr>
         <w:t>Figure 2.2a  Admin Panel Flow — Group A: Transport &amp; Fleet Management</w:t>
       </w:r>
       <w:r>
         <w:rPr>
-          <w:rFonts w:ascii="Times New Roman" w:hAnsi="Times New Roman" w:cs="Times New Roman"/>
           <w:rFonts w:ascii="Times New Roman" w:hAnsi="Times New Roman"/>
           <w:b w:val="0"/>
-          <w:i w:val="0"/>
-          <w:sz w:val="22"/>
-        </w:rPr>
-        <w:t xml:space="preserve">  ...  18</w:t>
+          <w:sz w:val="24"/>
+        </w:rPr>
+        <w:tab/>
+        <w:t>18</w:t>
       </w:r>
     </w:p>
     <w:p>
       <w:pPr>
+        <w:tabs>
+          <w:tab w:pos="8640" w:val="right" w:leader="dot"/>
+        </w:tabs>
         <w:spacing w:before="20" w:after="60" w:lineRule="auto" w:line="360"/>
+        <w:ind w:left="432"/>
         <w:jc w:val="left"/>
       </w:pPr>
       <w:r>
         <w:rPr>
-          <w:rFonts w:ascii="Times New Roman" w:hAnsi="Times New Roman" w:cs="Times New Roman"/>
           <w:rFonts w:ascii="Times New Roman" w:hAnsi="Times New Roman"/>
           <w:b w:val="0"/>
-          <w:i w:val="0"/>
           <w:sz w:val="24"/>
         </w:rPr>
         <w:t>Figure 2.2b  Admin Panel Flow — Group B: Operations, Analytics &amp; System</w:t>
       </w:r>
       <w:r>
         <w:rPr>
-          <w:rFonts w:ascii="Times New Roman" w:hAnsi="Times New Roman" w:cs="Times New Roman"/>
           <w:rFonts w:ascii="Times New Roman" w:hAnsi="Times New Roman"/>
           <w:b w:val="0"/>
-          <w:i w:val="0"/>
-          <w:sz w:val="22"/>
-        </w:rPr>
-        <w:t xml:space="preserve">  ...  19</w:t>
+          <w:sz w:val="24"/>
+        </w:rPr>
+        <w:tab/>
+        <w:t>19</w:t>
       </w:r>
     </w:p>
     <w:p>
       <w:pPr>
+        <w:tabs>
+          <w:tab w:pos="8640" w:val="right" w:leader="dot"/>
+        </w:tabs>
         <w:spacing w:before="20" w:after="60" w:lineRule="auto" w:line="360"/>
+        <w:ind w:left="432"/>
         <w:jc w:val="left"/>
       </w:pPr>
       <w:r>
         <w:rPr>
-          <w:rFonts w:ascii="Times New Roman" w:hAnsi="Times New Roman" w:cs="Times New Roman"/>
           <w:rFonts w:ascii="Times New Roman" w:hAnsi="Times New Roman"/>
           <w:b w:val="0"/>
-          <w:i w:val="0"/>
           <w:sz w:val="24"/>
         </w:rPr>
         <w:t>Figure 3.1  Homepage and Bus Search Interface</w:t>
       </w:r>
       <w:r>
         <w:rPr>
-          <w:rFonts w:ascii="Times New Roman" w:hAnsi="Times New Roman" w:cs="Times New Roman"/>
           <w:rFonts w:ascii="Times New Roman" w:hAnsi="Times New Roman"/>
           <w:b w:val="0"/>
-          <w:i w:val="0"/>
-          <w:sz w:val="22"/>
-        </w:rPr>
-        <w:t xml:space="preserve">  .................  30</w:t>
+          <w:sz w:val="24"/>
+        </w:rPr>
+        <w:tab/>
+        <w:t>30</w:t>
       </w:r>
     </w:p>
     <w:p>
       <w:pPr>
+        <w:tabs>
+          <w:tab w:pos="8640" w:val="right" w:leader="dot"/>
+        </w:tabs>
         <w:spacing w:before="20" w:after="60" w:lineRule="auto" w:line="360"/>
+        <w:ind w:left="432"/>
         <w:jc w:val="left"/>
       </w:pPr>
       <w:r>
         <w:rPr>
-          <w:rFonts w:ascii="Times New Roman" w:hAnsi="Times New Roman" w:cs="Times New Roman"/>
           <w:rFonts w:ascii="Times New Roman" w:hAnsi="Times New Roman"/>
           <w:b w:val="0"/>
-          <w:i w:val="0"/>
           <w:sz w:val="24"/>
         </w:rPr>
         <w:t>Figure 3.2  Search Results and Bus Listing Page</w:t>
       </w:r>
       <w:r>
         <w:rPr>
-          <w:rFonts w:ascii="Times New Roman" w:hAnsi="Times New Roman" w:cs="Times New Roman"/>
           <w:rFonts w:ascii="Times New Roman" w:hAnsi="Times New Roman"/>
           <w:b w:val="0"/>
-          <w:i w:val="0"/>
-          <w:sz w:val="22"/>
-        </w:rPr>
-        <w:t xml:space="preserve">  ...............  31</w:t>
+          <w:sz w:val="24"/>
+        </w:rPr>
+        <w:tab/>
+        <w:t>31</w:t>
       </w:r>
     </w:p>
     <w:p>
       <w:pPr>
+        <w:tabs>
+          <w:tab w:pos="8640" w:val="right" w:leader="dot"/>
+        </w:tabs>
         <w:spacing w:before="20" w:after="60" w:lineRule="auto" w:line="360"/>
+        <w:ind w:left="432"/>
         <w:jc w:val="left"/>
       </w:pPr>
       <w:r>
         <w:rPr>
-          <w:rFonts w:ascii="Times New Roman" w:hAnsi="Times New Roman" w:cs="Times New Roman"/>
           <w:rFonts w:ascii="Times New Roman" w:hAnsi="Times New Roman"/>
           <w:b w:val="0"/>
-          <w:i w:val="0"/>
           <w:sz w:val="24"/>
         </w:rPr>
         <w:t>Figure 3.3  Interactive Seat Selection Map</w:t>
       </w:r>
       <w:r>
         <w:rPr>
-          <w:rFonts w:ascii="Times New Roman" w:hAnsi="Times New Roman" w:cs="Times New Roman"/>
           <w:rFonts w:ascii="Times New Roman" w:hAnsi="Times New Roman"/>
           <w:b w:val="0"/>
-          <w:i w:val="0"/>
-          <w:sz w:val="22"/>
-        </w:rPr>
-        <w:t xml:space="preserve">  ....................  31</w:t>
+          <w:sz w:val="24"/>
+        </w:rPr>
+        <w:tab/>
+        <w:t>31</w:t>
       </w:r>
     </w:p>
     <w:p>
       <w:pPr>
+        <w:tabs>
+          <w:tab w:pos="8640" w:val="right" w:leader="dot"/>
+        </w:tabs>
         <w:spacing w:before="20" w:after="60" w:lineRule="auto" w:line="360"/>
+        <w:ind w:left="432"/>
         <w:jc w:val="left"/>
       </w:pPr>
       <w:r>
         <w:rPr>
-          <w:rFonts w:ascii="Times New Roman" w:hAnsi="Times New Roman" w:cs="Times New Roman"/>
           <w:rFonts w:ascii="Times New Roman" w:hAnsi="Times New Roman"/>
           <w:b w:val="0"/>
-          <w:i w:val="0"/>
           <w:sz w:val="24"/>
         </w:rPr>
         <w:t>Figure 3.4  Booking Summary and Passenger Details Form</w:t>
       </w:r>
       <w:r>
         <w:rPr>
-          <w:rFonts w:ascii="Times New Roman" w:hAnsi="Times New Roman" w:cs="Times New Roman"/>
           <w:rFonts w:ascii="Times New Roman" w:hAnsi="Times New Roman"/>
           <w:b w:val="0"/>
-          <w:i w:val="0"/>
-          <w:sz w:val="22"/>
-        </w:rPr>
-        <w:t xml:space="preserve">  ........  32</w:t>
+          <w:sz w:val="24"/>
+        </w:rPr>
+        <w:tab/>
+        <w:t>32</w:t>
       </w:r>
     </w:p>
     <w:p>
       <w:pPr>
+        <w:tabs>
+          <w:tab w:pos="8640" w:val="right" w:leader="dot"/>
+        </w:tabs>
         <w:spacing w:before="20" w:after="60" w:lineRule="auto" w:line="360"/>
+        <w:ind w:left="432"/>
         <w:jc w:val="left"/>
       </w:pPr>
       <w:r>
         <w:rPr>
-          <w:rFonts w:ascii="Times New Roman" w:hAnsi="Times New Roman" w:cs="Times New Roman"/>
           <w:rFonts w:ascii="Times New Roman" w:hAnsi="Times New Roman"/>
           <w:b w:val="0"/>
-          <w:i w:val="0"/>
           <w:sz w:val="24"/>
         </w:rPr>
         <w:t>Figure 3.5  Payment Processing Page</w:t>
       </w:r>
       <w:r>
         <w:rPr>
-          <w:rFonts w:ascii="Times New Roman" w:hAnsi="Times New Roman" w:cs="Times New Roman"/>
           <w:rFonts w:ascii="Times New Roman" w:hAnsi="Times New Roman"/>
           <w:b w:val="0"/>
-          <w:i w:val="0"/>
-          <w:sz w:val="22"/>
-        </w:rPr>
-        <w:t xml:space="preserve">  ...........................  32</w:t>
+          <w:sz w:val="24"/>
+        </w:rPr>
+        <w:tab/>
+        <w:t>32</w:t>
       </w:r>
     </w:p>
     <w:p>
       <w:pPr>
+        <w:tabs>
+          <w:tab w:pos="8640" w:val="right" w:leader="dot"/>
+        </w:tabs>
         <w:spacing w:before="20" w:after="60" w:lineRule="auto" w:line="360"/>
+        <w:ind w:left="432"/>
         <w:jc w:val="left"/>
       </w:pPr>
       <w:r>
         <w:rPr>
-          <w:rFonts w:ascii="Times New Roman" w:hAnsi="Times New Roman" w:cs="Times New Roman"/>
           <w:rFonts w:ascii="Times New Roman" w:hAnsi="Times New Roman"/>
           <w:b w:val="0"/>
-          <w:i w:val="0"/>
           <w:sz w:val="24"/>
         </w:rPr>
         <w:t>Figure 3.6  Booking Confirmation and PDF Ticket</w:t>
       </w:r>
       <w:r>
         <w:rPr>
-          <w:rFonts w:ascii="Times New Roman" w:hAnsi="Times New Roman" w:cs="Times New Roman"/>
           <w:rFonts w:ascii="Times New Roman" w:hAnsi="Times New Roman"/>
           <w:b w:val="0"/>
-          <w:i w:val="0"/>
-          <w:sz w:val="22"/>
-        </w:rPr>
-        <w:t xml:space="preserve">  ...............  33</w:t>
+          <w:sz w:val="24"/>
+        </w:rPr>
+        <w:tab/>
+        <w:t>33</w:t>
       </w:r>
     </w:p>
     <w:p>
       <w:pPr>
+        <w:tabs>
+          <w:tab w:pos="8640" w:val="right" w:leader="dot"/>
+        </w:tabs>
         <w:spacing w:before="20" w:after="60" w:lineRule="auto" w:line="360"/>
+        <w:ind w:left="432"/>
         <w:jc w:val="left"/>
       </w:pPr>
       <w:r>
         <w:rPr>
-          <w:rFonts w:ascii="Times New Roman" w:hAnsi="Times New Roman" w:cs="Times New Roman"/>
           <w:rFonts w:ascii="Times New Roman" w:hAnsi="Times New Roman"/>
           <w:b w:val="0"/>
-          <w:i w:val="0"/>
           <w:sz w:val="24"/>
         </w:rPr>
         <w:t>Figure 3.7  My Bookings Dashboard</w:t>
       </w:r>
       <w:r>
         <w:rPr>
-          <w:rFonts w:ascii="Times New Roman" w:hAnsi="Times New Roman" w:cs="Times New Roman"/>
           <w:rFonts w:ascii="Times New Roman" w:hAnsi="Times New Roman"/>
           <w:b w:val="0"/>
-          <w:i w:val="0"/>
-          <w:sz w:val="22"/>
-        </w:rPr>
-        <w:t xml:space="preserve">  .............................  33</w:t>
+          <w:sz w:val="24"/>
+        </w:rPr>
+        <w:tab/>
+        <w:t>33</w:t>
       </w:r>
     </w:p>
     <w:p>
       <w:pPr>
+        <w:tabs>
+          <w:tab w:pos="8640" w:val="right" w:leader="dot"/>
+        </w:tabs>
         <w:spacing w:before="20" w:after="60" w:lineRule="auto" w:line="360"/>
+        <w:ind w:left="432"/>
         <w:jc w:val="left"/>
       </w:pPr>
       <w:r>
         <w:rPr>
-          <w:rFonts w:ascii="Times New Roman" w:hAnsi="Times New Roman" w:cs="Times New Roman"/>
           <w:rFonts w:ascii="Times New Roman" w:hAnsi="Times New Roman"/>
           <w:b w:val="0"/>
-          <w:i w:val="0"/>
           <w:sz w:val="24"/>
         </w:rPr>
         <w:t>Figure 3.8  Admin Dashboard Overview</w:t>
       </w:r>
       <w:r>
         <w:rPr>
-          <w:rFonts w:ascii="Times New Roman" w:hAnsi="Times New Roman" w:cs="Times New Roman"/>
           <w:rFonts w:ascii="Times New Roman" w:hAnsi="Times New Roman"/>
           <w:b w:val="0"/>
-          <w:i w:val="0"/>
-          <w:sz w:val="22"/>
-        </w:rPr>
-        <w:t xml:space="preserve">  ..........................  35</w:t>
+          <w:sz w:val="24"/>
+        </w:rPr>
+        <w:tab/>
+        <w:t>35</w:t>
       </w:r>
     </w:p>
     <w:p>
       <w:pPr>
+        <w:tabs>
+          <w:tab w:pos="8640" w:val="right" w:leader="dot"/>
+        </w:tabs>
         <w:spacing w:before="20" w:after="60" w:lineRule="auto" w:line="360"/>
+        <w:ind w:left="432"/>
         <w:jc w:val="left"/>
       </w:pPr>
       <w:r>
         <w:rPr>
-          <w:rFonts w:ascii="Times New Roman" w:hAnsi="Times New Roman" w:cs="Times New Roman"/>
           <w:rFonts w:ascii="Times New Roman" w:hAnsi="Times New Roman"/>
           <w:b w:val="0"/>
-          <w:i w:val="0"/>
           <w:sz w:val="24"/>
         </w:rPr>
         <w:t>Figure 3.9  Admin Route and Bus Management</w:t>
       </w:r>
       <w:r>
         <w:rPr>
-          <w:rFonts w:ascii="Times New Roman" w:hAnsi="Times New Roman" w:cs="Times New Roman"/>
           <w:rFonts w:ascii="Times New Roman" w:hAnsi="Times New Roman"/>
           <w:b w:val="0"/>
-          <w:i w:val="0"/>
-          <w:sz w:val="22"/>
-        </w:rPr>
-        <w:t xml:space="preserve">  ....................  36</w:t>
+          <w:sz w:val="24"/>
+        </w:rPr>
+        <w:tab/>
+        <w:t>36</w:t>
       </w:r>
     </w:p>
     <w:p>
       <w:pPr>
+        <w:tabs>
+          <w:tab w:pos="8640" w:val="right" w:leader="dot"/>
+        </w:tabs>
         <w:spacing w:before="20" w:after="60" w:lineRule="auto" w:line="360"/>
+        <w:ind w:left="432"/>
         <w:jc w:val="left"/>
       </w:pPr>
       <w:r>
         <w:rPr>
-          <w:rFonts w:ascii="Times New Roman" w:hAnsi="Times New Roman" w:cs="Times New Roman"/>
           <w:rFonts w:ascii="Times New Roman" w:hAnsi="Times New Roman"/>
           <w:b w:val="0"/>
-          <w:i w:val="0"/>
           <w:sz w:val="24"/>
         </w:rPr>
         <w:t>Figure 3.10  Admin Analytics and Revenue Reports</w:t>
       </w:r>
       <w:r>
         <w:rPr>
-          <w:rFonts w:ascii="Times New Roman" w:hAnsi="Times New Roman" w:cs="Times New Roman"/>
           <w:rFonts w:ascii="Times New Roman" w:hAnsi="Times New Roman"/>
           <w:b w:val="0"/>
-          <w:i w:val="0"/>
-          <w:sz w:val="22"/>
-        </w:rPr>
-        <w:t xml:space="preserve">  ..............  36</w:t>
+          <w:sz w:val="24"/>
+        </w:rPr>
+        <w:tab/>
+        <w:t>36</w:t>
       </w:r>
     </w:p>
     <w:p>
